--- a/report/010 Element Coursework/010_Element_Coursework_SID_2441156.docx
+++ b/report/010 Element Coursework/010_Element_Coursework_SID_2441156.docx
@@ -4571,7 +4571,20 @@
         <w:t xml:space="preserve">, making it ~32 times larger. The imbalance occurs across all classes – both crop type and its condition. </w:t>
       </w:r>
     </w:p>
-    <w:p/>
+    <w:p>
+      <w:r>
+        <w:t xml:space="preserve">Further investigation of images metadata revealed that all are of 256x256 pixels size and all but one RGBA PNG are RGB JPEG files. </w:t>
+      </w:r>
+      <w:r>
+        <w:t>After inspection the unusual image appeared to show a diseased fruit rather than a leaf, hence the decision to exclude it from the</w:t>
+      </w:r>
+      <w:r>
+        <w:t xml:space="preserve"> target</w:t>
+      </w:r>
+      <w:r>
+        <w:t xml:space="preserve"> dataset was made.</w:t>
+      </w:r>
+    </w:p>
     <w:p>
       <w:pPr>
         <w:keepNext/>
@@ -13178,7 +13191,6 @@
     <w:rsid w:val="00050732"/>
     <w:rsid w:val="00072E36"/>
     <w:rsid w:val="000A0ACF"/>
-    <w:rsid w:val="000A3284"/>
     <w:rsid w:val="000B2043"/>
     <w:rsid w:val="00131C57"/>
     <w:rsid w:val="0018538C"/>
@@ -13190,6 +13202,7 @@
     <w:rsid w:val="00284F47"/>
     <w:rsid w:val="002870DF"/>
     <w:rsid w:val="00287562"/>
+    <w:rsid w:val="002946A2"/>
     <w:rsid w:val="002A3933"/>
     <w:rsid w:val="002B30E3"/>
     <w:rsid w:val="002E1D76"/>

--- a/report/010 Element Coursework/010_Element_Coursework_SID_2441156.docx
+++ b/report/010 Element Coursework/010_Element_Coursework_SID_2441156.docx
@@ -342,7 +342,7 @@
           <w:r>
             <w:fldChar w:fldCharType="separate"/>
           </w:r>
-          <w:hyperlink w:anchor="_Toc228131912" w:history="1">
+          <w:hyperlink w:anchor="_Toc244428083" w:history="1">
             <w:r>
               <w:rPr>
                 <w:rStyle w:val="Hyperlink"/>
@@ -369,7 +369,7 @@
                 <w:noProof/>
                 <w:webHidden/>
               </w:rPr>
-              <w:instrText xml:space="preserve"> PAGEREF _Toc228131912 \h </w:instrText>
+              <w:instrText xml:space="preserve"> PAGEREF _Toc244428083 \h </w:instrText>
             </w:r>
             <w:r>
               <w:rPr>
@@ -389,7 +389,7 @@
                 <w:noProof/>
                 <w:webHidden/>
               </w:rPr>
-              <w:t>4</w:t>
+              <w:t>3</w:t>
             </w:r>
             <w:r>
               <w:rPr>
@@ -410,7 +410,7 @@
               <w14:ligatures w14:val="standardContextual"/>
             </w:rPr>
           </w:pPr>
-          <w:hyperlink w:anchor="_Toc228131913" w:history="1">
+          <w:hyperlink w:anchor="_Toc244428084" w:history="1">
             <w:r>
               <w:rPr>
                 <w:rStyle w:val="Hyperlink"/>
@@ -437,7 +437,7 @@
                 <w:noProof/>
                 <w:webHidden/>
               </w:rPr>
-              <w:instrText xml:space="preserve"> PAGEREF _Toc228131913 \h </w:instrText>
+              <w:instrText xml:space="preserve"> PAGEREF _Toc244428084 \h </w:instrText>
             </w:r>
             <w:r>
               <w:rPr>
@@ -457,7 +457,7 @@
                 <w:noProof/>
                 <w:webHidden/>
               </w:rPr>
-              <w:t>5</w:t>
+              <w:t>4</w:t>
             </w:r>
             <w:r>
               <w:rPr>
@@ -478,7 +478,7 @@
               <w14:ligatures w14:val="standardContextual"/>
             </w:rPr>
           </w:pPr>
-          <w:hyperlink w:anchor="_Toc228131914" w:history="1">
+          <w:hyperlink w:anchor="_Toc244428085" w:history="1">
             <w:r>
               <w:rPr>
                 <w:rStyle w:val="Hyperlink"/>
@@ -505,7 +505,7 @@
                 <w:noProof/>
                 <w:webHidden/>
               </w:rPr>
-              <w:instrText xml:space="preserve"> PAGEREF _Toc228131914 \h </w:instrText>
+              <w:instrText xml:space="preserve"> PAGEREF _Toc244428085 \h </w:instrText>
             </w:r>
             <w:r>
               <w:rPr>
@@ -525,7 +525,7 @@
                 <w:noProof/>
                 <w:webHidden/>
               </w:rPr>
-              <w:t>6</w:t>
+              <w:t>5</w:t>
             </w:r>
             <w:r>
               <w:rPr>
@@ -546,7 +546,7 @@
               <w14:ligatures w14:val="standardContextual"/>
             </w:rPr>
           </w:pPr>
-          <w:hyperlink w:anchor="_Toc228131915" w:history="1">
+          <w:hyperlink w:anchor="_Toc244428086" w:history="1">
             <w:r>
               <w:rPr>
                 <w:rStyle w:val="Hyperlink"/>
@@ -573,7 +573,7 @@
                 <w:noProof/>
                 <w:webHidden/>
               </w:rPr>
-              <w:instrText xml:space="preserve"> PAGEREF _Toc228131915 \h </w:instrText>
+              <w:instrText xml:space="preserve"> PAGEREF _Toc244428086 \h </w:instrText>
             </w:r>
             <w:r>
               <w:rPr>
@@ -593,7 +593,7 @@
                 <w:noProof/>
                 <w:webHidden/>
               </w:rPr>
-              <w:t>7</w:t>
+              <w:t>6</w:t>
             </w:r>
             <w:r>
               <w:rPr>
@@ -614,7 +614,7 @@
               <w14:ligatures w14:val="standardContextual"/>
             </w:rPr>
           </w:pPr>
-          <w:hyperlink w:anchor="_Toc228131916" w:history="1">
+          <w:hyperlink w:anchor="_Toc244428087" w:history="1">
             <w:r>
               <w:rPr>
                 <w:rStyle w:val="Hyperlink"/>
@@ -636,7 +636,7 @@
                 <w:rStyle w:val="Hyperlink"/>
                 <w:noProof/>
               </w:rPr>
-              <w:t>System Design and Architecture</w:t>
+              <w:t>Data Analysis and Visualisation</w:t>
             </w:r>
             <w:r>
               <w:rPr>
@@ -657,7 +657,7 @@
                 <w:noProof/>
                 <w:webHidden/>
               </w:rPr>
-              <w:instrText xml:space="preserve"> PAGEREF _Toc228131916 \h </w:instrText>
+              <w:instrText xml:space="preserve"> PAGEREF _Toc244428087 \h </w:instrText>
             </w:r>
             <w:r>
               <w:rPr>
@@ -677,7 +677,7 @@
                 <w:noProof/>
                 <w:webHidden/>
               </w:rPr>
-              <w:t>7</w:t>
+              <w:t>6</w:t>
             </w:r>
             <w:r>
               <w:rPr>
@@ -702,7 +702,7 @@
               <w14:ligatures w14:val="standardContextual"/>
             </w:rPr>
           </w:pPr>
-          <w:hyperlink w:anchor="_Toc228131917" w:history="1">
+          <w:hyperlink w:anchor="_Toc244428088" w:history="1">
             <w:r>
               <w:rPr>
                 <w:rStyle w:val="Hyperlink"/>
@@ -724,7 +724,7 @@
                 <w:rStyle w:val="Hyperlink"/>
                 <w:noProof/>
               </w:rPr>
-              <w:t>Architecture overview</w:t>
+              <w:t>Dataset analysis</w:t>
             </w:r>
             <w:r>
               <w:rPr>
@@ -745,7 +745,91 @@
                 <w:noProof/>
                 <w:webHidden/>
               </w:rPr>
-              <w:instrText xml:space="preserve"> PAGEREF _Toc228131917 \h </w:instrText>
+              <w:instrText xml:space="preserve"> PAGEREF _Toc244428088 \h </w:instrText>
+            </w:r>
+            <w:r>
+              <w:rPr>
+                <w:noProof/>
+                <w:webHidden/>
+              </w:rPr>
+            </w:r>
+            <w:r>
+              <w:rPr>
+                <w:noProof/>
+                <w:webHidden/>
+              </w:rPr>
+              <w:fldChar w:fldCharType="separate"/>
+            </w:r>
+            <w:r>
+              <w:rPr>
+                <w:noProof/>
+                <w:webHidden/>
+              </w:rPr>
+              <w:t>6</w:t>
+            </w:r>
+            <w:r>
+              <w:rPr>
+                <w:noProof/>
+                <w:webHidden/>
+              </w:rPr>
+              <w:fldChar w:fldCharType="end"/>
+            </w:r>
+          </w:hyperlink>
+        </w:p>
+        <w:p>
+          <w:pPr>
+            <w:pStyle w:val="TOC1"/>
+            <w:rPr>
+              <w:noProof/>
+              <w:kern w:val="2"/>
+              <w:lang w:eastAsia="en-GB"/>
+              <w14:ligatures w14:val="standardContextual"/>
+            </w:rPr>
+          </w:pPr>
+          <w:hyperlink w:anchor="_Toc244428089" w:history="1">
+            <w:r>
+              <w:rPr>
+                <w:rStyle w:val="Hyperlink"/>
+                <w:noProof/>
+              </w:rPr>
+              <w:t>2</w:t>
+            </w:r>
+            <w:r>
+              <w:rPr>
+                <w:noProof/>
+                <w:kern w:val="2"/>
+                <w:lang w:eastAsia="en-GB"/>
+                <w14:ligatures w14:val="standardContextual"/>
+              </w:rPr>
+              <w:tab/>
+            </w:r>
+            <w:r>
+              <w:rPr>
+                <w:rStyle w:val="Hyperlink"/>
+                <w:noProof/>
+              </w:rPr>
+              <w:t>Implementation</w:t>
+            </w:r>
+            <w:r>
+              <w:rPr>
+                <w:noProof/>
+                <w:webHidden/>
+              </w:rPr>
+              <w:tab/>
+            </w:r>
+            <w:r>
+              <w:rPr>
+                <w:noProof/>
+                <w:webHidden/>
+              </w:rPr>
+              <w:fldChar w:fldCharType="begin"/>
+            </w:r>
+            <w:r>
+              <w:rPr>
+                <w:noProof/>
+                <w:webHidden/>
+              </w:rPr>
+              <w:instrText xml:space="preserve"> PAGEREF _Toc244428089 \h </w:instrText>
             </w:r>
             <w:r>
               <w:rPr>
@@ -790,13 +874,13 @@
               <w14:ligatures w14:val="standardContextual"/>
             </w:rPr>
           </w:pPr>
-          <w:hyperlink w:anchor="_Toc228131918" w:history="1">
+          <w:hyperlink w:anchor="_Toc244428090" w:history="1">
             <w:r>
               <w:rPr>
                 <w:rStyle w:val="Hyperlink"/>
                 <w:noProof/>
               </w:rPr>
-              <w:t>1.2</w:t>
+              <w:t>2.1</w:t>
             </w:r>
             <w:r>
               <w:rPr>
@@ -812,7 +896,7 @@
                 <w:rStyle w:val="Hyperlink"/>
                 <w:noProof/>
               </w:rPr>
-              <w:t>Design decisions</w:t>
+              <w:t>Dataset and Preprocessing</w:t>
             </w:r>
             <w:r>
               <w:rPr>
@@ -833,7 +917,7 @@
                 <w:noProof/>
                 <w:webHidden/>
               </w:rPr>
-              <w:instrText xml:space="preserve"> PAGEREF _Toc228131918 \h </w:instrText>
+              <w:instrText xml:space="preserve"> PAGEREF _Toc244428090 \h </w:instrText>
             </w:r>
             <w:r>
               <w:rPr>
@@ -853,7 +937,7 @@
                 <w:noProof/>
                 <w:webHidden/>
               </w:rPr>
-              <w:t>9</w:t>
+              <w:t>7</w:t>
             </w:r>
             <w:r>
               <w:rPr>
@@ -878,13 +962,13 @@
               <w14:ligatures w14:val="standardContextual"/>
             </w:rPr>
           </w:pPr>
-          <w:hyperlink w:anchor="_Toc228131919" w:history="1">
+          <w:hyperlink w:anchor="_Toc244428091" w:history="1">
             <w:r>
               <w:rPr>
                 <w:rStyle w:val="Hyperlink"/>
                 <w:noProof/>
               </w:rPr>
-              <w:t>1.3</w:t>
+              <w:t>2.2</w:t>
             </w:r>
             <w:r>
               <w:rPr>
@@ -900,7 +984,7 @@
                 <w:rStyle w:val="Hyperlink"/>
                 <w:noProof/>
               </w:rPr>
-              <w:t>System components</w:t>
+              <w:t>Baseline model</w:t>
             </w:r>
             <w:r>
               <w:rPr>
@@ -921,7 +1005,7 @@
                 <w:noProof/>
                 <w:webHidden/>
               </w:rPr>
-              <w:instrText xml:space="preserve"> PAGEREF _Toc228131919 \h </w:instrText>
+              <w:instrText xml:space="preserve"> PAGEREF _Toc244428091 \h </w:instrText>
             </w:r>
             <w:r>
               <w:rPr>
@@ -941,355 +1025,7 @@
                 <w:noProof/>
                 <w:webHidden/>
               </w:rPr>
-              <w:t>9</w:t>
-            </w:r>
-            <w:r>
-              <w:rPr>
-                <w:noProof/>
-                <w:webHidden/>
-              </w:rPr>
-              <w:fldChar w:fldCharType="end"/>
-            </w:r>
-          </w:hyperlink>
-        </w:p>
-        <w:p>
-          <w:pPr>
-            <w:pStyle w:val="TOC3"/>
-            <w:tabs>
-              <w:tab w:val="left" w:pos="1440"/>
-              <w:tab w:val="right" w:leader="dot" w:pos="9016"/>
-            </w:tabs>
-            <w:rPr>
-              <w:noProof/>
-              <w:kern w:val="2"/>
-              <w:lang w:eastAsia="en-GB"/>
-              <w14:ligatures w14:val="standardContextual"/>
-            </w:rPr>
-          </w:pPr>
-          <w:hyperlink w:anchor="_Toc228131920" w:history="1">
-            <w:r>
-              <w:rPr>
-                <w:rStyle w:val="Hyperlink"/>
-                <w:noProof/>
-              </w:rPr>
-              <w:t>1.3.1</w:t>
-            </w:r>
-            <w:r>
-              <w:rPr>
-                <w:noProof/>
-                <w:kern w:val="2"/>
-                <w:lang w:eastAsia="en-GB"/>
-                <w14:ligatures w14:val="standardContextual"/>
-              </w:rPr>
-              <w:tab/>
-            </w:r>
-            <w:r>
-              <w:rPr>
-                <w:rStyle w:val="Hyperlink"/>
-                <w:noProof/>
-              </w:rPr>
-              <w:t>Hardware</w:t>
-            </w:r>
-            <w:r>
-              <w:rPr>
-                <w:noProof/>
-                <w:webHidden/>
-              </w:rPr>
-              <w:tab/>
-            </w:r>
-            <w:r>
-              <w:rPr>
-                <w:noProof/>
-                <w:webHidden/>
-              </w:rPr>
-              <w:fldChar w:fldCharType="begin"/>
-            </w:r>
-            <w:r>
-              <w:rPr>
-                <w:noProof/>
-                <w:webHidden/>
-              </w:rPr>
-              <w:instrText xml:space="preserve"> PAGEREF _Toc228131920 \h </w:instrText>
-            </w:r>
-            <w:r>
-              <w:rPr>
-                <w:noProof/>
-                <w:webHidden/>
-              </w:rPr>
-            </w:r>
-            <w:r>
-              <w:rPr>
-                <w:noProof/>
-                <w:webHidden/>
-              </w:rPr>
-              <w:fldChar w:fldCharType="separate"/>
-            </w:r>
-            <w:r>
-              <w:rPr>
-                <w:noProof/>
-                <w:webHidden/>
-              </w:rPr>
-              <w:t>9</w:t>
-            </w:r>
-            <w:r>
-              <w:rPr>
-                <w:noProof/>
-                <w:webHidden/>
-              </w:rPr>
-              <w:fldChar w:fldCharType="end"/>
-            </w:r>
-          </w:hyperlink>
-        </w:p>
-        <w:p>
-          <w:pPr>
-            <w:pStyle w:val="TOC3"/>
-            <w:tabs>
-              <w:tab w:val="left" w:pos="1440"/>
-              <w:tab w:val="right" w:leader="dot" w:pos="9016"/>
-            </w:tabs>
-            <w:rPr>
-              <w:noProof/>
-              <w:kern w:val="2"/>
-              <w:lang w:eastAsia="en-GB"/>
-              <w14:ligatures w14:val="standardContextual"/>
-            </w:rPr>
-          </w:pPr>
-          <w:hyperlink w:anchor="_Toc228131921" w:history="1">
-            <w:r>
-              <w:rPr>
-                <w:rStyle w:val="Hyperlink"/>
-                <w:noProof/>
-              </w:rPr>
-              <w:t>1.3.2</w:t>
-            </w:r>
-            <w:r>
-              <w:rPr>
-                <w:noProof/>
-                <w:kern w:val="2"/>
-                <w:lang w:eastAsia="en-GB"/>
-                <w14:ligatures w14:val="standardContextual"/>
-              </w:rPr>
-              <w:tab/>
-            </w:r>
-            <w:r>
-              <w:rPr>
-                <w:rStyle w:val="Hyperlink"/>
-                <w:noProof/>
-              </w:rPr>
-              <w:t>Software</w:t>
-            </w:r>
-            <w:r>
-              <w:rPr>
-                <w:noProof/>
-                <w:webHidden/>
-              </w:rPr>
-              <w:tab/>
-            </w:r>
-            <w:r>
-              <w:rPr>
-                <w:noProof/>
-                <w:webHidden/>
-              </w:rPr>
-              <w:fldChar w:fldCharType="begin"/>
-            </w:r>
-            <w:r>
-              <w:rPr>
-                <w:noProof/>
-                <w:webHidden/>
-              </w:rPr>
-              <w:instrText xml:space="preserve"> PAGEREF _Toc228131921 \h </w:instrText>
-            </w:r>
-            <w:r>
-              <w:rPr>
-                <w:noProof/>
-                <w:webHidden/>
-              </w:rPr>
-            </w:r>
-            <w:r>
-              <w:rPr>
-                <w:noProof/>
-                <w:webHidden/>
-              </w:rPr>
-              <w:fldChar w:fldCharType="separate"/>
-            </w:r>
-            <w:r>
-              <w:rPr>
-                <w:noProof/>
-                <w:webHidden/>
-              </w:rPr>
-              <w:t>9</w:t>
-            </w:r>
-            <w:r>
-              <w:rPr>
-                <w:noProof/>
-                <w:webHidden/>
-              </w:rPr>
-              <w:fldChar w:fldCharType="end"/>
-            </w:r>
-          </w:hyperlink>
-        </w:p>
-        <w:p>
-          <w:pPr>
-            <w:pStyle w:val="TOC3"/>
-            <w:tabs>
-              <w:tab w:val="left" w:pos="1440"/>
-              <w:tab w:val="right" w:leader="dot" w:pos="9016"/>
-            </w:tabs>
-            <w:rPr>
-              <w:noProof/>
-              <w:kern w:val="2"/>
-              <w:lang w:eastAsia="en-GB"/>
-              <w14:ligatures w14:val="standardContextual"/>
-            </w:rPr>
-          </w:pPr>
-          <w:hyperlink w:anchor="_Toc228131922" w:history="1">
-            <w:r>
-              <w:rPr>
-                <w:rStyle w:val="Hyperlink"/>
-                <w:noProof/>
-              </w:rPr>
-              <w:t>1.3.3</w:t>
-            </w:r>
-            <w:r>
-              <w:rPr>
-                <w:noProof/>
-                <w:kern w:val="2"/>
-                <w:lang w:eastAsia="en-GB"/>
-                <w14:ligatures w14:val="standardContextual"/>
-              </w:rPr>
-              <w:tab/>
-            </w:r>
-            <w:r>
-              <w:rPr>
-                <w:rStyle w:val="Hyperlink"/>
-                <w:noProof/>
-              </w:rPr>
-              <w:t>Cloud</w:t>
-            </w:r>
-            <w:r>
-              <w:rPr>
-                <w:noProof/>
-                <w:webHidden/>
-              </w:rPr>
-              <w:tab/>
-            </w:r>
-            <w:r>
-              <w:rPr>
-                <w:noProof/>
-                <w:webHidden/>
-              </w:rPr>
-              <w:fldChar w:fldCharType="begin"/>
-            </w:r>
-            <w:r>
-              <w:rPr>
-                <w:noProof/>
-                <w:webHidden/>
-              </w:rPr>
-              <w:instrText xml:space="preserve"> PAGEREF _Toc228131922 \h </w:instrText>
-            </w:r>
-            <w:r>
-              <w:rPr>
-                <w:noProof/>
-                <w:webHidden/>
-              </w:rPr>
-            </w:r>
-            <w:r>
-              <w:rPr>
-                <w:noProof/>
-                <w:webHidden/>
-              </w:rPr>
-              <w:fldChar w:fldCharType="separate"/>
-            </w:r>
-            <w:r>
-              <w:rPr>
-                <w:noProof/>
-                <w:webHidden/>
-              </w:rPr>
-              <w:t>10</w:t>
-            </w:r>
-            <w:r>
-              <w:rPr>
-                <w:noProof/>
-                <w:webHidden/>
-              </w:rPr>
-              <w:fldChar w:fldCharType="end"/>
-            </w:r>
-          </w:hyperlink>
-        </w:p>
-        <w:p>
-          <w:pPr>
-            <w:pStyle w:val="TOC1"/>
-            <w:rPr>
-              <w:noProof/>
-              <w:kern w:val="2"/>
-              <w:lang w:eastAsia="en-GB"/>
-              <w14:ligatures w14:val="standardContextual"/>
-            </w:rPr>
-          </w:pPr>
-          <w:hyperlink w:anchor="_Toc228131923" w:history="1">
-            <w:r>
-              <w:rPr>
-                <w:rStyle w:val="Hyperlink"/>
-                <w:noProof/>
-              </w:rPr>
-              <w:t>2</w:t>
-            </w:r>
-            <w:r>
-              <w:rPr>
-                <w:noProof/>
-                <w:kern w:val="2"/>
-                <w:lang w:eastAsia="en-GB"/>
-                <w14:ligatures w14:val="standardContextual"/>
-              </w:rPr>
-              <w:tab/>
-            </w:r>
-            <w:r>
-              <w:rPr>
-                <w:rStyle w:val="Hyperlink"/>
-                <w:noProof/>
-              </w:rPr>
-              <w:t>Implementation</w:t>
-            </w:r>
-            <w:r>
-              <w:rPr>
-                <w:noProof/>
-                <w:webHidden/>
-              </w:rPr>
-              <w:tab/>
-            </w:r>
-            <w:r>
-              <w:rPr>
-                <w:noProof/>
-                <w:webHidden/>
-              </w:rPr>
-              <w:fldChar w:fldCharType="begin"/>
-            </w:r>
-            <w:r>
-              <w:rPr>
-                <w:noProof/>
-                <w:webHidden/>
-              </w:rPr>
-              <w:instrText xml:space="preserve"> PAGEREF _Toc228131923 \h </w:instrText>
-            </w:r>
-            <w:r>
-              <w:rPr>
-                <w:noProof/>
-                <w:webHidden/>
-              </w:rPr>
-            </w:r>
-            <w:r>
-              <w:rPr>
-                <w:noProof/>
-                <w:webHidden/>
-              </w:rPr>
-              <w:fldChar w:fldCharType="separate"/>
-            </w:r>
-            <w:r>
-              <w:rPr>
-                <w:noProof/>
-                <w:webHidden/>
-              </w:rPr>
-              <w:t>10</w:t>
+              <w:t>8</w:t>
             </w:r>
             <w:r>
               <w:rPr>
@@ -1314,13 +1050,13 @@
               <w14:ligatures w14:val="standardContextual"/>
             </w:rPr>
           </w:pPr>
-          <w:hyperlink w:anchor="_Toc228131924" w:history="1">
+          <w:hyperlink w:anchor="_Toc244428092" w:history="1">
             <w:r>
               <w:rPr>
                 <w:rStyle w:val="Hyperlink"/>
                 <w:noProof/>
               </w:rPr>
-              <w:t>2.1</w:t>
+              <w:t>2.3</w:t>
             </w:r>
             <w:r>
               <w:rPr>
@@ -1336,7 +1072,7 @@
                 <w:rStyle w:val="Hyperlink"/>
                 <w:noProof/>
               </w:rPr>
-              <w:t>Dataset and Preprocessing</w:t>
+              <w:t>Optimisation</w:t>
             </w:r>
             <w:r>
               <w:rPr>
@@ -1357,7 +1093,7 @@
                 <w:noProof/>
                 <w:webHidden/>
               </w:rPr>
-              <w:instrText xml:space="preserve"> PAGEREF _Toc228131924 \h </w:instrText>
+              <w:instrText xml:space="preserve"> PAGEREF _Toc244428092 \h </w:instrText>
             </w:r>
             <w:r>
               <w:rPr>
@@ -1377,7 +1113,7 @@
                 <w:noProof/>
                 <w:webHidden/>
               </w:rPr>
-              <w:t>10</w:t>
+              <w:t>11</w:t>
             </w:r>
             <w:r>
               <w:rPr>
@@ -1402,13 +1138,13 @@
               <w14:ligatures w14:val="standardContextual"/>
             </w:rPr>
           </w:pPr>
-          <w:hyperlink w:anchor="_Toc228131925" w:history="1">
+          <w:hyperlink w:anchor="_Toc244428093" w:history="1">
             <w:r>
               <w:rPr>
                 <w:rStyle w:val="Hyperlink"/>
                 <w:noProof/>
               </w:rPr>
-              <w:t>2.2</w:t>
+              <w:t>2.4</w:t>
             </w:r>
             <w:r>
               <w:rPr>
@@ -1424,7 +1160,7 @@
                 <w:rStyle w:val="Hyperlink"/>
                 <w:noProof/>
               </w:rPr>
-              <w:t>Baseline model</w:t>
+              <w:t>Deployment and Evaluation on Target</w:t>
             </w:r>
             <w:r>
               <w:rPr>
@@ -1445,7 +1181,7 @@
                 <w:noProof/>
                 <w:webHidden/>
               </w:rPr>
-              <w:instrText xml:space="preserve"> PAGEREF _Toc228131925 \h </w:instrText>
+              <w:instrText xml:space="preserve"> PAGEREF _Toc244428093 \h </w:instrText>
             </w:r>
             <w:r>
               <w:rPr>
@@ -1490,13 +1226,13 @@
               <w14:ligatures w14:val="standardContextual"/>
             </w:rPr>
           </w:pPr>
-          <w:hyperlink w:anchor="_Toc228131926" w:history="1">
+          <w:hyperlink w:anchor="_Toc244428094" w:history="1">
             <w:r>
               <w:rPr>
                 <w:rStyle w:val="Hyperlink"/>
                 <w:noProof/>
               </w:rPr>
-              <w:t>2.3</w:t>
+              <w:t>2.5</w:t>
             </w:r>
             <w:r>
               <w:rPr>
@@ -1512,7 +1248,7 @@
                 <w:rStyle w:val="Hyperlink"/>
                 <w:noProof/>
               </w:rPr>
-              <w:t>Optimisation</w:t>
+              <w:t>Cloud integration and local PC terminal</w:t>
             </w:r>
             <w:r>
               <w:rPr>
@@ -1533,7 +1269,7 @@
                 <w:noProof/>
                 <w:webHidden/>
               </w:rPr>
-              <w:instrText xml:space="preserve"> PAGEREF _Toc228131926 \h </w:instrText>
+              <w:instrText xml:space="preserve"> PAGEREF _Toc244428094 \h </w:instrText>
             </w:r>
             <w:r>
               <w:rPr>
@@ -1553,183 +1289,7 @@
                 <w:noProof/>
                 <w:webHidden/>
               </w:rPr>
-              <w:t>14</w:t>
-            </w:r>
-            <w:r>
-              <w:rPr>
-                <w:noProof/>
-                <w:webHidden/>
-              </w:rPr>
-              <w:fldChar w:fldCharType="end"/>
-            </w:r>
-          </w:hyperlink>
-        </w:p>
-        <w:p>
-          <w:pPr>
-            <w:pStyle w:val="TOC2"/>
-            <w:tabs>
-              <w:tab w:val="left" w:pos="960"/>
-              <w:tab w:val="right" w:leader="dot" w:pos="9016"/>
-            </w:tabs>
-            <w:rPr>
-              <w:noProof/>
-              <w:kern w:val="2"/>
-              <w:lang w:eastAsia="en-GB"/>
-              <w14:ligatures w14:val="standardContextual"/>
-            </w:rPr>
-          </w:pPr>
-          <w:hyperlink w:anchor="_Toc228131927" w:history="1">
-            <w:r>
-              <w:rPr>
-                <w:rStyle w:val="Hyperlink"/>
-                <w:noProof/>
-              </w:rPr>
-              <w:t>2.4</w:t>
-            </w:r>
-            <w:r>
-              <w:rPr>
-                <w:noProof/>
-                <w:kern w:val="2"/>
-                <w:lang w:eastAsia="en-GB"/>
-                <w14:ligatures w14:val="standardContextual"/>
-              </w:rPr>
-              <w:tab/>
-            </w:r>
-            <w:r>
-              <w:rPr>
-                <w:rStyle w:val="Hyperlink"/>
-                <w:noProof/>
-              </w:rPr>
-              <w:t>Deployment and Evaluation on Target</w:t>
-            </w:r>
-            <w:r>
-              <w:rPr>
-                <w:noProof/>
-                <w:webHidden/>
-              </w:rPr>
-              <w:tab/>
-            </w:r>
-            <w:r>
-              <w:rPr>
-                <w:noProof/>
-                <w:webHidden/>
-              </w:rPr>
-              <w:fldChar w:fldCharType="begin"/>
-            </w:r>
-            <w:r>
-              <w:rPr>
-                <w:noProof/>
-                <w:webHidden/>
-              </w:rPr>
-              <w:instrText xml:space="preserve"> PAGEREF _Toc228131927 \h </w:instrText>
-            </w:r>
-            <w:r>
-              <w:rPr>
-                <w:noProof/>
-                <w:webHidden/>
-              </w:rPr>
-            </w:r>
-            <w:r>
-              <w:rPr>
-                <w:noProof/>
-                <w:webHidden/>
-              </w:rPr>
-              <w:fldChar w:fldCharType="separate"/>
-            </w:r>
-            <w:r>
-              <w:rPr>
-                <w:noProof/>
-                <w:webHidden/>
-              </w:rPr>
-              <w:t>15</w:t>
-            </w:r>
-            <w:r>
-              <w:rPr>
-                <w:noProof/>
-                <w:webHidden/>
-              </w:rPr>
-              <w:fldChar w:fldCharType="end"/>
-            </w:r>
-          </w:hyperlink>
-        </w:p>
-        <w:p>
-          <w:pPr>
-            <w:pStyle w:val="TOC2"/>
-            <w:tabs>
-              <w:tab w:val="left" w:pos="960"/>
-              <w:tab w:val="right" w:leader="dot" w:pos="9016"/>
-            </w:tabs>
-            <w:rPr>
-              <w:noProof/>
-              <w:kern w:val="2"/>
-              <w:lang w:eastAsia="en-GB"/>
-              <w14:ligatures w14:val="standardContextual"/>
-            </w:rPr>
-          </w:pPr>
-          <w:hyperlink w:anchor="_Toc228131928" w:history="1">
-            <w:r>
-              <w:rPr>
-                <w:rStyle w:val="Hyperlink"/>
-                <w:noProof/>
-              </w:rPr>
-              <w:t>2.5</w:t>
-            </w:r>
-            <w:r>
-              <w:rPr>
-                <w:noProof/>
-                <w:kern w:val="2"/>
-                <w:lang w:eastAsia="en-GB"/>
-                <w14:ligatures w14:val="standardContextual"/>
-              </w:rPr>
-              <w:tab/>
-            </w:r>
-            <w:r>
-              <w:rPr>
-                <w:rStyle w:val="Hyperlink"/>
-                <w:noProof/>
-              </w:rPr>
-              <w:t>Cloud integration and local PC terminal</w:t>
-            </w:r>
-            <w:r>
-              <w:rPr>
-                <w:noProof/>
-                <w:webHidden/>
-              </w:rPr>
-              <w:tab/>
-            </w:r>
-            <w:r>
-              <w:rPr>
-                <w:noProof/>
-                <w:webHidden/>
-              </w:rPr>
-              <w:fldChar w:fldCharType="begin"/>
-            </w:r>
-            <w:r>
-              <w:rPr>
-                <w:noProof/>
-                <w:webHidden/>
-              </w:rPr>
-              <w:instrText xml:space="preserve"> PAGEREF _Toc228131928 \h </w:instrText>
-            </w:r>
-            <w:r>
-              <w:rPr>
-                <w:noProof/>
-                <w:webHidden/>
-              </w:rPr>
-            </w:r>
-            <w:r>
-              <w:rPr>
-                <w:noProof/>
-                <w:webHidden/>
-              </w:rPr>
-              <w:fldChar w:fldCharType="separate"/>
-            </w:r>
-            <w:r>
-              <w:rPr>
-                <w:noProof/>
-                <w:webHidden/>
-              </w:rPr>
-              <w:t>16</w:t>
+              <w:t>12</w:t>
             </w:r>
             <w:r>
               <w:rPr>
@@ -1750,7 +1310,7 @@
               <w14:ligatures w14:val="standardContextual"/>
             </w:rPr>
           </w:pPr>
-          <w:hyperlink w:anchor="_Toc228131929" w:history="1">
+          <w:hyperlink w:anchor="_Toc244428095" w:history="1">
             <w:r>
               <w:rPr>
                 <w:rStyle w:val="Hyperlink"/>
@@ -1793,7 +1353,7 @@
                 <w:noProof/>
                 <w:webHidden/>
               </w:rPr>
-              <w:instrText xml:space="preserve"> PAGEREF _Toc228131929 \h </w:instrText>
+              <w:instrText xml:space="preserve"> PAGEREF _Toc244428095 \h </w:instrText>
             </w:r>
             <w:r>
               <w:rPr>
@@ -1813,711 +1373,7 @@
                 <w:noProof/>
                 <w:webHidden/>
               </w:rPr>
-              <w:t>17</w:t>
-            </w:r>
-            <w:r>
-              <w:rPr>
-                <w:noProof/>
-                <w:webHidden/>
-              </w:rPr>
-              <w:fldChar w:fldCharType="end"/>
-            </w:r>
-          </w:hyperlink>
-        </w:p>
-        <w:p>
-          <w:pPr>
-            <w:pStyle w:val="TOC2"/>
-            <w:tabs>
-              <w:tab w:val="left" w:pos="960"/>
-              <w:tab w:val="right" w:leader="dot" w:pos="9016"/>
-            </w:tabs>
-            <w:rPr>
-              <w:noProof/>
-              <w:kern w:val="2"/>
-              <w:lang w:eastAsia="en-GB"/>
-              <w14:ligatures w14:val="standardContextual"/>
-            </w:rPr>
-          </w:pPr>
-          <w:hyperlink w:anchor="_Toc228131930" w:history="1">
-            <w:r>
-              <w:rPr>
-                <w:rStyle w:val="Hyperlink"/>
-                <w:noProof/>
-              </w:rPr>
-              <w:t>3.1</w:t>
-            </w:r>
-            <w:r>
-              <w:rPr>
-                <w:noProof/>
-                <w:kern w:val="2"/>
-                <w:lang w:eastAsia="en-GB"/>
-                <w14:ligatures w14:val="standardContextual"/>
-              </w:rPr>
-              <w:tab/>
-            </w:r>
-            <w:r>
-              <w:rPr>
-                <w:rStyle w:val="Hyperlink"/>
-                <w:noProof/>
-              </w:rPr>
-              <w:t>Accuracy vs Efficiency</w:t>
-            </w:r>
-            <w:r>
-              <w:rPr>
-                <w:noProof/>
-                <w:webHidden/>
-              </w:rPr>
-              <w:tab/>
-            </w:r>
-            <w:r>
-              <w:rPr>
-                <w:noProof/>
-                <w:webHidden/>
-              </w:rPr>
-              <w:fldChar w:fldCharType="begin"/>
-            </w:r>
-            <w:r>
-              <w:rPr>
-                <w:noProof/>
-                <w:webHidden/>
-              </w:rPr>
-              <w:instrText xml:space="preserve"> PAGEREF _Toc228131930 \h </w:instrText>
-            </w:r>
-            <w:r>
-              <w:rPr>
-                <w:noProof/>
-                <w:webHidden/>
-              </w:rPr>
-            </w:r>
-            <w:r>
-              <w:rPr>
-                <w:noProof/>
-                <w:webHidden/>
-              </w:rPr>
-              <w:fldChar w:fldCharType="separate"/>
-            </w:r>
-            <w:r>
-              <w:rPr>
-                <w:noProof/>
-                <w:webHidden/>
-              </w:rPr>
-              <w:t>17</w:t>
-            </w:r>
-            <w:r>
-              <w:rPr>
-                <w:noProof/>
-                <w:webHidden/>
-              </w:rPr>
-              <w:fldChar w:fldCharType="end"/>
-            </w:r>
-          </w:hyperlink>
-        </w:p>
-        <w:p>
-          <w:pPr>
-            <w:pStyle w:val="TOC2"/>
-            <w:tabs>
-              <w:tab w:val="left" w:pos="960"/>
-              <w:tab w:val="right" w:leader="dot" w:pos="9016"/>
-            </w:tabs>
-            <w:rPr>
-              <w:noProof/>
-              <w:kern w:val="2"/>
-              <w:lang w:eastAsia="en-GB"/>
-              <w14:ligatures w14:val="standardContextual"/>
-            </w:rPr>
-          </w:pPr>
-          <w:hyperlink w:anchor="_Toc228131931" w:history="1">
-            <w:r>
-              <w:rPr>
-                <w:rStyle w:val="Hyperlink"/>
-                <w:noProof/>
-              </w:rPr>
-              <w:t>3.2</w:t>
-            </w:r>
-            <w:r>
-              <w:rPr>
-                <w:noProof/>
-                <w:kern w:val="2"/>
-                <w:lang w:eastAsia="en-GB"/>
-                <w14:ligatures w14:val="standardContextual"/>
-              </w:rPr>
-              <w:tab/>
-            </w:r>
-            <w:r>
-              <w:rPr>
-                <w:rStyle w:val="Hyperlink"/>
-                <w:noProof/>
-              </w:rPr>
-              <w:t>Performance Analysis</w:t>
-            </w:r>
-            <w:r>
-              <w:rPr>
-                <w:noProof/>
-                <w:webHidden/>
-              </w:rPr>
-              <w:tab/>
-            </w:r>
-            <w:r>
-              <w:rPr>
-                <w:noProof/>
-                <w:webHidden/>
-              </w:rPr>
-              <w:fldChar w:fldCharType="begin"/>
-            </w:r>
-            <w:r>
-              <w:rPr>
-                <w:noProof/>
-                <w:webHidden/>
-              </w:rPr>
-              <w:instrText xml:space="preserve"> PAGEREF _Toc228131931 \h </w:instrText>
-            </w:r>
-            <w:r>
-              <w:rPr>
-                <w:noProof/>
-                <w:webHidden/>
-              </w:rPr>
-            </w:r>
-            <w:r>
-              <w:rPr>
-                <w:noProof/>
-                <w:webHidden/>
-              </w:rPr>
-              <w:fldChar w:fldCharType="separate"/>
-            </w:r>
-            <w:r>
-              <w:rPr>
-                <w:noProof/>
-                <w:webHidden/>
-              </w:rPr>
-              <w:t>17</w:t>
-            </w:r>
-            <w:r>
-              <w:rPr>
-                <w:noProof/>
-                <w:webHidden/>
-              </w:rPr>
-              <w:fldChar w:fldCharType="end"/>
-            </w:r>
-          </w:hyperlink>
-        </w:p>
-        <w:p>
-          <w:pPr>
-            <w:pStyle w:val="TOC2"/>
-            <w:tabs>
-              <w:tab w:val="left" w:pos="960"/>
-              <w:tab w:val="right" w:leader="dot" w:pos="9016"/>
-            </w:tabs>
-            <w:rPr>
-              <w:noProof/>
-              <w:kern w:val="2"/>
-              <w:lang w:eastAsia="en-GB"/>
-              <w14:ligatures w14:val="standardContextual"/>
-            </w:rPr>
-          </w:pPr>
-          <w:hyperlink w:anchor="_Toc228131932" w:history="1">
-            <w:r>
-              <w:rPr>
-                <w:rStyle w:val="Hyperlink"/>
-                <w:noProof/>
-              </w:rPr>
-              <w:t>3.3</w:t>
-            </w:r>
-            <w:r>
-              <w:rPr>
-                <w:noProof/>
-                <w:kern w:val="2"/>
-                <w:lang w:eastAsia="en-GB"/>
-                <w14:ligatures w14:val="standardContextual"/>
-              </w:rPr>
-              <w:tab/>
-            </w:r>
-            <w:r>
-              <w:rPr>
-                <w:rStyle w:val="Hyperlink"/>
-                <w:noProof/>
-              </w:rPr>
-              <w:t>Strengths</w:t>
-            </w:r>
-            <w:r>
-              <w:rPr>
-                <w:noProof/>
-                <w:webHidden/>
-              </w:rPr>
-              <w:tab/>
-            </w:r>
-            <w:r>
-              <w:rPr>
-                <w:noProof/>
-                <w:webHidden/>
-              </w:rPr>
-              <w:fldChar w:fldCharType="begin"/>
-            </w:r>
-            <w:r>
-              <w:rPr>
-                <w:noProof/>
-                <w:webHidden/>
-              </w:rPr>
-              <w:instrText xml:space="preserve"> PAGEREF _Toc228131932 \h </w:instrText>
-            </w:r>
-            <w:r>
-              <w:rPr>
-                <w:noProof/>
-                <w:webHidden/>
-              </w:rPr>
-            </w:r>
-            <w:r>
-              <w:rPr>
-                <w:noProof/>
-                <w:webHidden/>
-              </w:rPr>
-              <w:fldChar w:fldCharType="separate"/>
-            </w:r>
-            <w:r>
-              <w:rPr>
-                <w:noProof/>
-                <w:webHidden/>
-              </w:rPr>
-              <w:t>18</w:t>
-            </w:r>
-            <w:r>
-              <w:rPr>
-                <w:noProof/>
-                <w:webHidden/>
-              </w:rPr>
-              <w:fldChar w:fldCharType="end"/>
-            </w:r>
-          </w:hyperlink>
-        </w:p>
-        <w:p>
-          <w:pPr>
-            <w:pStyle w:val="TOC2"/>
-            <w:tabs>
-              <w:tab w:val="left" w:pos="960"/>
-              <w:tab w:val="right" w:leader="dot" w:pos="9016"/>
-            </w:tabs>
-            <w:rPr>
-              <w:noProof/>
-              <w:kern w:val="2"/>
-              <w:lang w:eastAsia="en-GB"/>
-              <w14:ligatures w14:val="standardContextual"/>
-            </w:rPr>
-          </w:pPr>
-          <w:hyperlink w:anchor="_Toc228131933" w:history="1">
-            <w:r>
-              <w:rPr>
-                <w:rStyle w:val="Hyperlink"/>
-                <w:noProof/>
-              </w:rPr>
-              <w:t>3.4</w:t>
-            </w:r>
-            <w:r>
-              <w:rPr>
-                <w:noProof/>
-                <w:kern w:val="2"/>
-                <w:lang w:eastAsia="en-GB"/>
-                <w14:ligatures w14:val="standardContextual"/>
-              </w:rPr>
-              <w:tab/>
-            </w:r>
-            <w:r>
-              <w:rPr>
-                <w:rStyle w:val="Hyperlink"/>
-                <w:noProof/>
-              </w:rPr>
-              <w:t>Weaknesses</w:t>
-            </w:r>
-            <w:r>
-              <w:rPr>
-                <w:noProof/>
-                <w:webHidden/>
-              </w:rPr>
-              <w:tab/>
-            </w:r>
-            <w:r>
-              <w:rPr>
-                <w:noProof/>
-                <w:webHidden/>
-              </w:rPr>
-              <w:fldChar w:fldCharType="begin"/>
-            </w:r>
-            <w:r>
-              <w:rPr>
-                <w:noProof/>
-                <w:webHidden/>
-              </w:rPr>
-              <w:instrText xml:space="preserve"> PAGEREF _Toc228131933 \h </w:instrText>
-            </w:r>
-            <w:r>
-              <w:rPr>
-                <w:noProof/>
-                <w:webHidden/>
-              </w:rPr>
-            </w:r>
-            <w:r>
-              <w:rPr>
-                <w:noProof/>
-                <w:webHidden/>
-              </w:rPr>
-              <w:fldChar w:fldCharType="separate"/>
-            </w:r>
-            <w:r>
-              <w:rPr>
-                <w:noProof/>
-                <w:webHidden/>
-              </w:rPr>
-              <w:t>18</w:t>
-            </w:r>
-            <w:r>
-              <w:rPr>
-                <w:noProof/>
-                <w:webHidden/>
-              </w:rPr>
-              <w:fldChar w:fldCharType="end"/>
-            </w:r>
-          </w:hyperlink>
-        </w:p>
-        <w:p>
-          <w:pPr>
-            <w:pStyle w:val="TOC2"/>
-            <w:tabs>
-              <w:tab w:val="left" w:pos="960"/>
-              <w:tab w:val="right" w:leader="dot" w:pos="9016"/>
-            </w:tabs>
-            <w:rPr>
-              <w:noProof/>
-              <w:kern w:val="2"/>
-              <w:lang w:eastAsia="en-GB"/>
-              <w14:ligatures w14:val="standardContextual"/>
-            </w:rPr>
-          </w:pPr>
-          <w:hyperlink w:anchor="_Toc228131934" w:history="1">
-            <w:r>
-              <w:rPr>
-                <w:rStyle w:val="Hyperlink"/>
-                <w:noProof/>
-              </w:rPr>
-              <w:t>3.5</w:t>
-            </w:r>
-            <w:r>
-              <w:rPr>
-                <w:noProof/>
-                <w:kern w:val="2"/>
-                <w:lang w:eastAsia="en-GB"/>
-                <w14:ligatures w14:val="standardContextual"/>
-              </w:rPr>
-              <w:tab/>
-            </w:r>
-            <w:r>
-              <w:rPr>
-                <w:rStyle w:val="Hyperlink"/>
-                <w:noProof/>
-              </w:rPr>
-              <w:t>Challenges</w:t>
-            </w:r>
-            <w:r>
-              <w:rPr>
-                <w:noProof/>
-                <w:webHidden/>
-              </w:rPr>
-              <w:tab/>
-            </w:r>
-            <w:r>
-              <w:rPr>
-                <w:noProof/>
-                <w:webHidden/>
-              </w:rPr>
-              <w:fldChar w:fldCharType="begin"/>
-            </w:r>
-            <w:r>
-              <w:rPr>
-                <w:noProof/>
-                <w:webHidden/>
-              </w:rPr>
-              <w:instrText xml:space="preserve"> PAGEREF _Toc228131934 \h </w:instrText>
-            </w:r>
-            <w:r>
-              <w:rPr>
-                <w:noProof/>
-                <w:webHidden/>
-              </w:rPr>
-            </w:r>
-            <w:r>
-              <w:rPr>
-                <w:noProof/>
-                <w:webHidden/>
-              </w:rPr>
-              <w:fldChar w:fldCharType="separate"/>
-            </w:r>
-            <w:r>
-              <w:rPr>
-                <w:noProof/>
-                <w:webHidden/>
-              </w:rPr>
-              <w:t>18</w:t>
-            </w:r>
-            <w:r>
-              <w:rPr>
-                <w:noProof/>
-                <w:webHidden/>
-              </w:rPr>
-              <w:fldChar w:fldCharType="end"/>
-            </w:r>
-          </w:hyperlink>
-        </w:p>
-        <w:p>
-          <w:pPr>
-            <w:pStyle w:val="TOC2"/>
-            <w:tabs>
-              <w:tab w:val="left" w:pos="960"/>
-              <w:tab w:val="right" w:leader="dot" w:pos="9016"/>
-            </w:tabs>
-            <w:rPr>
-              <w:noProof/>
-              <w:kern w:val="2"/>
-              <w:lang w:eastAsia="en-GB"/>
-              <w14:ligatures w14:val="standardContextual"/>
-            </w:rPr>
-          </w:pPr>
-          <w:hyperlink w:anchor="_Toc228131935" w:history="1">
-            <w:r>
-              <w:rPr>
-                <w:rStyle w:val="Hyperlink"/>
-                <w:noProof/>
-              </w:rPr>
-              <w:t>3.6</w:t>
-            </w:r>
-            <w:r>
-              <w:rPr>
-                <w:noProof/>
-                <w:kern w:val="2"/>
-                <w:lang w:eastAsia="en-GB"/>
-                <w14:ligatures w14:val="standardContextual"/>
-              </w:rPr>
-              <w:tab/>
-            </w:r>
-            <w:r>
-              <w:rPr>
-                <w:rStyle w:val="Hyperlink"/>
-                <w:noProof/>
-              </w:rPr>
-              <w:t>Future improvements</w:t>
-            </w:r>
-            <w:r>
-              <w:rPr>
-                <w:noProof/>
-                <w:webHidden/>
-              </w:rPr>
-              <w:tab/>
-            </w:r>
-            <w:r>
-              <w:rPr>
-                <w:noProof/>
-                <w:webHidden/>
-              </w:rPr>
-              <w:fldChar w:fldCharType="begin"/>
-            </w:r>
-            <w:r>
-              <w:rPr>
-                <w:noProof/>
-                <w:webHidden/>
-              </w:rPr>
-              <w:instrText xml:space="preserve"> PAGEREF _Toc228131935 \h </w:instrText>
-            </w:r>
-            <w:r>
-              <w:rPr>
-                <w:noProof/>
-                <w:webHidden/>
-              </w:rPr>
-            </w:r>
-            <w:r>
-              <w:rPr>
-                <w:noProof/>
-                <w:webHidden/>
-              </w:rPr>
-              <w:fldChar w:fldCharType="separate"/>
-            </w:r>
-            <w:r>
-              <w:rPr>
-                <w:noProof/>
-                <w:webHidden/>
-              </w:rPr>
-              <w:t>19</w:t>
-            </w:r>
-            <w:r>
-              <w:rPr>
-                <w:noProof/>
-                <w:webHidden/>
-              </w:rPr>
-              <w:fldChar w:fldCharType="end"/>
-            </w:r>
-          </w:hyperlink>
-        </w:p>
-        <w:p>
-          <w:pPr>
-            <w:pStyle w:val="TOC3"/>
-            <w:tabs>
-              <w:tab w:val="left" w:pos="1440"/>
-              <w:tab w:val="right" w:leader="dot" w:pos="9016"/>
-            </w:tabs>
-            <w:rPr>
-              <w:noProof/>
-              <w:kern w:val="2"/>
-              <w:lang w:eastAsia="en-GB"/>
-              <w14:ligatures w14:val="standardContextual"/>
-            </w:rPr>
-          </w:pPr>
-          <w:hyperlink w:anchor="_Toc228131936" w:history="1">
-            <w:r>
-              <w:rPr>
-                <w:rStyle w:val="Hyperlink"/>
-                <w:noProof/>
-              </w:rPr>
-              <w:t>3.6.1</w:t>
-            </w:r>
-            <w:r>
-              <w:rPr>
-                <w:noProof/>
-                <w:kern w:val="2"/>
-                <w:lang w:eastAsia="en-GB"/>
-                <w14:ligatures w14:val="standardContextual"/>
-              </w:rPr>
-              <w:tab/>
-            </w:r>
-            <w:r>
-              <w:rPr>
-                <w:rStyle w:val="Hyperlink"/>
-                <w:noProof/>
-              </w:rPr>
-              <w:t>CNN Model</w:t>
-            </w:r>
-            <w:r>
-              <w:rPr>
-                <w:noProof/>
-                <w:webHidden/>
-              </w:rPr>
-              <w:tab/>
-            </w:r>
-            <w:r>
-              <w:rPr>
-                <w:noProof/>
-                <w:webHidden/>
-              </w:rPr>
-              <w:fldChar w:fldCharType="begin"/>
-            </w:r>
-            <w:r>
-              <w:rPr>
-                <w:noProof/>
-                <w:webHidden/>
-              </w:rPr>
-              <w:instrText xml:space="preserve"> PAGEREF _Toc228131936 \h </w:instrText>
-            </w:r>
-            <w:r>
-              <w:rPr>
-                <w:noProof/>
-                <w:webHidden/>
-              </w:rPr>
-            </w:r>
-            <w:r>
-              <w:rPr>
-                <w:noProof/>
-                <w:webHidden/>
-              </w:rPr>
-              <w:fldChar w:fldCharType="separate"/>
-            </w:r>
-            <w:r>
-              <w:rPr>
-                <w:noProof/>
-                <w:webHidden/>
-              </w:rPr>
-              <w:t>19</w:t>
-            </w:r>
-            <w:r>
-              <w:rPr>
-                <w:noProof/>
-                <w:webHidden/>
-              </w:rPr>
-              <w:fldChar w:fldCharType="end"/>
-            </w:r>
-          </w:hyperlink>
-        </w:p>
-        <w:p>
-          <w:pPr>
-            <w:pStyle w:val="TOC3"/>
-            <w:tabs>
-              <w:tab w:val="left" w:pos="1440"/>
-              <w:tab w:val="right" w:leader="dot" w:pos="9016"/>
-            </w:tabs>
-            <w:rPr>
-              <w:noProof/>
-              <w:kern w:val="2"/>
-              <w:lang w:eastAsia="en-GB"/>
-              <w14:ligatures w14:val="standardContextual"/>
-            </w:rPr>
-          </w:pPr>
-          <w:hyperlink w:anchor="_Toc228131937" w:history="1">
-            <w:r>
-              <w:rPr>
-                <w:rStyle w:val="Hyperlink"/>
-                <w:noProof/>
-              </w:rPr>
-              <w:t>3.6.2</w:t>
-            </w:r>
-            <w:r>
-              <w:rPr>
-                <w:noProof/>
-                <w:kern w:val="2"/>
-                <w:lang w:eastAsia="en-GB"/>
-                <w14:ligatures w14:val="standardContextual"/>
-              </w:rPr>
-              <w:tab/>
-            </w:r>
-            <w:r>
-              <w:rPr>
-                <w:rStyle w:val="Hyperlink"/>
-                <w:noProof/>
-              </w:rPr>
-              <w:t>Performance</w:t>
-            </w:r>
-            <w:r>
-              <w:rPr>
-                <w:noProof/>
-                <w:webHidden/>
-              </w:rPr>
-              <w:tab/>
-            </w:r>
-            <w:r>
-              <w:rPr>
-                <w:noProof/>
-                <w:webHidden/>
-              </w:rPr>
-              <w:fldChar w:fldCharType="begin"/>
-            </w:r>
-            <w:r>
-              <w:rPr>
-                <w:noProof/>
-                <w:webHidden/>
-              </w:rPr>
-              <w:instrText xml:space="preserve"> PAGEREF _Toc228131937 \h </w:instrText>
-            </w:r>
-            <w:r>
-              <w:rPr>
-                <w:noProof/>
-                <w:webHidden/>
-              </w:rPr>
-            </w:r>
-            <w:r>
-              <w:rPr>
-                <w:noProof/>
-                <w:webHidden/>
-              </w:rPr>
-              <w:fldChar w:fldCharType="separate"/>
-            </w:r>
-            <w:r>
-              <w:rPr>
-                <w:noProof/>
-                <w:webHidden/>
-              </w:rPr>
-              <w:t>19</w:t>
+              <w:t>12</w:t>
             </w:r>
             <w:r>
               <w:rPr>
@@ -2538,7 +1394,7 @@
               <w14:ligatures w14:val="standardContextual"/>
             </w:rPr>
           </w:pPr>
-          <w:hyperlink w:anchor="_Toc228131938" w:history="1">
+          <w:hyperlink w:anchor="_Toc244428096" w:history="1">
             <w:r>
               <w:rPr>
                 <w:rStyle w:val="Hyperlink"/>
@@ -2581,7 +1437,7 @@
                 <w:noProof/>
                 <w:webHidden/>
               </w:rPr>
-              <w:instrText xml:space="preserve"> PAGEREF _Toc228131938 \h </w:instrText>
+              <w:instrText xml:space="preserve"> PAGEREF _Toc244428096 \h </w:instrText>
             </w:r>
             <w:r>
               <w:rPr>
@@ -2601,7 +1457,7 @@
                 <w:noProof/>
                 <w:webHidden/>
               </w:rPr>
-              <w:t>19</w:t>
+              <w:t>13</w:t>
             </w:r>
             <w:r>
               <w:rPr>
@@ -2622,7 +1478,7 @@
               <w14:ligatures w14:val="standardContextual"/>
             </w:rPr>
           </w:pPr>
-          <w:hyperlink w:anchor="_Toc228131939" w:history="1">
+          <w:hyperlink w:anchor="_Toc244428097" w:history="1">
             <w:r>
               <w:rPr>
                 <w:rStyle w:val="Hyperlink"/>
@@ -2649,7 +1505,7 @@
                 <w:noProof/>
                 <w:webHidden/>
               </w:rPr>
-              <w:instrText xml:space="preserve"> PAGEREF _Toc228131939 \h </w:instrText>
+              <w:instrText xml:space="preserve"> PAGEREF _Toc244428097 \h </w:instrText>
             </w:r>
             <w:r>
               <w:rPr>
@@ -2669,7 +1525,7 @@
                 <w:noProof/>
                 <w:webHidden/>
               </w:rPr>
-              <w:t>21</w:t>
+              <w:t>14</w:t>
             </w:r>
             <w:r>
               <w:rPr>
@@ -2690,7 +1546,7 @@
               <w14:ligatures w14:val="standardContextual"/>
             </w:rPr>
           </w:pPr>
-          <w:hyperlink w:anchor="_Toc228131940" w:history="1">
+          <w:hyperlink w:anchor="_Toc244428098" w:history="1">
             <w:r>
               <w:rPr>
                 <w:rStyle w:val="Hyperlink"/>
@@ -2717,7 +1573,7 @@
                 <w:noProof/>
                 <w:webHidden/>
               </w:rPr>
-              <w:instrText xml:space="preserve"> PAGEREF _Toc228131940 \h </w:instrText>
+              <w:instrText xml:space="preserve"> PAGEREF _Toc244428098 \h </w:instrText>
             </w:r>
             <w:r>
               <w:rPr>
@@ -2737,7 +1593,7 @@
                 <w:noProof/>
                 <w:webHidden/>
               </w:rPr>
-              <w:t>24</w:t>
+              <w:t>15</w:t>
             </w:r>
             <w:r>
               <w:rPr>
@@ -2761,7 +1617,7 @@
               <w14:ligatures w14:val="standardContextual"/>
             </w:rPr>
           </w:pPr>
-          <w:hyperlink w:anchor="_Toc228131941" w:history="1">
+          <w:hyperlink w:anchor="_Toc244428099" w:history="1">
             <w:r>
               <w:rPr>
                 <w:rStyle w:val="Hyperlink"/>
@@ -2788,7 +1644,7 @@
                 <w:noProof/>
                 <w:webHidden/>
               </w:rPr>
-              <w:instrText xml:space="preserve"> PAGEREF _Toc228131941 \h </w:instrText>
+              <w:instrText xml:space="preserve"> PAGEREF _Toc244428099 \h </w:instrText>
             </w:r>
             <w:r>
               <w:rPr>
@@ -2808,7 +1664,7 @@
                 <w:noProof/>
                 <w:webHidden/>
               </w:rPr>
-              <w:t>24</w:t>
+              <w:t>15</w:t>
             </w:r>
             <w:r>
               <w:rPr>
@@ -2832,7 +1688,7 @@
               <w14:ligatures w14:val="standardContextual"/>
             </w:rPr>
           </w:pPr>
-          <w:hyperlink w:anchor="_Toc228131942" w:history="1">
+          <w:hyperlink w:anchor="_Toc244428100" w:history="1">
             <w:r>
               <w:rPr>
                 <w:rStyle w:val="Hyperlink"/>
@@ -2859,7 +1715,7 @@
                 <w:noProof/>
                 <w:webHidden/>
               </w:rPr>
-              <w:instrText xml:space="preserve"> PAGEREF _Toc228131942 \h </w:instrText>
+              <w:instrText xml:space="preserve"> PAGEREF _Toc244428100 \h </w:instrText>
             </w:r>
             <w:r>
               <w:rPr>
@@ -2879,7 +1735,7 @@
                 <w:noProof/>
                 <w:webHidden/>
               </w:rPr>
-              <w:t>25</w:t>
+              <w:t>16</w:t>
             </w:r>
             <w:r>
               <w:rPr>
@@ -2903,7 +1759,7 @@
               <w14:ligatures w14:val="standardContextual"/>
             </w:rPr>
           </w:pPr>
-          <w:hyperlink w:anchor="_Toc228131943" w:history="1">
+          <w:hyperlink w:anchor="_Toc244428101" w:history="1">
             <w:r>
               <w:rPr>
                 <w:rStyle w:val="Hyperlink"/>
@@ -2930,7 +1786,7 @@
                 <w:noProof/>
                 <w:webHidden/>
               </w:rPr>
-              <w:instrText xml:space="preserve"> PAGEREF _Toc228131943 \h </w:instrText>
+              <w:instrText xml:space="preserve"> PAGEREF _Toc244428101 \h </w:instrText>
             </w:r>
             <w:r>
               <w:rPr>
@@ -2950,7 +1806,7 @@
                 <w:noProof/>
                 <w:webHidden/>
               </w:rPr>
-              <w:t>26</w:t>
+              <w:t>17</w:t>
             </w:r>
             <w:r>
               <w:rPr>
@@ -2974,7 +1830,7 @@
               <w14:ligatures w14:val="standardContextual"/>
             </w:rPr>
           </w:pPr>
-          <w:hyperlink w:anchor="_Toc228131944" w:history="1">
+          <w:hyperlink w:anchor="_Toc244428102" w:history="1">
             <w:r>
               <w:rPr>
                 <w:rStyle w:val="Hyperlink"/>
@@ -3001,7 +1857,7 @@
                 <w:noProof/>
                 <w:webHidden/>
               </w:rPr>
-              <w:instrText xml:space="preserve"> PAGEREF _Toc228131944 \h </w:instrText>
+              <w:instrText xml:space="preserve"> PAGEREF _Toc244428102 \h </w:instrText>
             </w:r>
             <w:r>
               <w:rPr>
@@ -3021,7 +1877,7 @@
                 <w:noProof/>
                 <w:webHidden/>
               </w:rPr>
-              <w:t>27</w:t>
+              <w:t>18</w:t>
             </w:r>
             <w:r>
               <w:rPr>
@@ -3045,7 +1901,7 @@
               <w14:ligatures w14:val="standardContextual"/>
             </w:rPr>
           </w:pPr>
-          <w:hyperlink w:anchor="_Toc228131945" w:history="1">
+          <w:hyperlink w:anchor="_Toc244428103" w:history="1">
             <w:r>
               <w:rPr>
                 <w:rStyle w:val="Hyperlink"/>
@@ -3072,7 +1928,7 @@
                 <w:noProof/>
                 <w:webHidden/>
               </w:rPr>
-              <w:instrText xml:space="preserve"> PAGEREF _Toc228131945 \h </w:instrText>
+              <w:instrText xml:space="preserve"> PAGEREF _Toc244428103 \h </w:instrText>
             </w:r>
             <w:r>
               <w:rPr>
@@ -3092,7 +1948,7 @@
                 <w:noProof/>
                 <w:webHidden/>
               </w:rPr>
-              <w:t>28</w:t>
+              <w:t>19</w:t>
             </w:r>
             <w:r>
               <w:rPr>
@@ -3116,7 +1972,7 @@
               <w14:ligatures w14:val="standardContextual"/>
             </w:rPr>
           </w:pPr>
-          <w:hyperlink w:anchor="_Toc228131946" w:history="1">
+          <w:hyperlink w:anchor="_Toc244428104" w:history="1">
             <w:r>
               <w:rPr>
                 <w:rStyle w:val="Hyperlink"/>
@@ -3143,7 +1999,7 @@
                 <w:noProof/>
                 <w:webHidden/>
               </w:rPr>
-              <w:instrText xml:space="preserve"> PAGEREF _Toc228131946 \h </w:instrText>
+              <w:instrText xml:space="preserve"> PAGEREF _Toc244428104 \h </w:instrText>
             </w:r>
             <w:r>
               <w:rPr>
@@ -3163,7 +2019,7 @@
                 <w:noProof/>
                 <w:webHidden/>
               </w:rPr>
-              <w:t>29</w:t>
+              <w:t>20</w:t>
             </w:r>
             <w:r>
               <w:rPr>
@@ -3187,7 +2043,7 @@
               <w14:ligatures w14:val="standardContextual"/>
             </w:rPr>
           </w:pPr>
-          <w:hyperlink w:anchor="_Toc228131947" w:history="1">
+          <w:hyperlink w:anchor="_Toc244428105" w:history="1">
             <w:r>
               <w:rPr>
                 <w:rStyle w:val="Hyperlink"/>
@@ -3214,7 +2070,7 @@
                 <w:noProof/>
                 <w:webHidden/>
               </w:rPr>
-              <w:instrText xml:space="preserve"> PAGEREF _Toc228131947 \h </w:instrText>
+              <w:instrText xml:space="preserve"> PAGEREF _Toc244428105 \h </w:instrText>
             </w:r>
             <w:r>
               <w:rPr>
@@ -3234,7 +2090,7 @@
                 <w:noProof/>
                 <w:webHidden/>
               </w:rPr>
-              <w:t>30</w:t>
+              <w:t>21</w:t>
             </w:r>
             <w:r>
               <w:rPr>
@@ -3258,7 +2114,7 @@
               <w14:ligatures w14:val="standardContextual"/>
             </w:rPr>
           </w:pPr>
-          <w:hyperlink w:anchor="_Toc228131948" w:history="1">
+          <w:hyperlink w:anchor="_Toc244428106" w:history="1">
             <w:r>
               <w:rPr>
                 <w:rStyle w:val="Hyperlink"/>
@@ -3285,7 +2141,7 @@
                 <w:noProof/>
                 <w:webHidden/>
               </w:rPr>
-              <w:instrText xml:space="preserve"> PAGEREF _Toc228131948 \h </w:instrText>
+              <w:instrText xml:space="preserve"> PAGEREF _Toc244428106 \h </w:instrText>
             </w:r>
             <w:r>
               <w:rPr>
@@ -3305,7 +2161,7 @@
                 <w:noProof/>
                 <w:webHidden/>
               </w:rPr>
-              <w:t>31</w:t>
+              <w:t>22</w:t>
             </w:r>
             <w:r>
               <w:rPr>
@@ -3349,7 +2205,7 @@
           <w:numId w:val="0"/>
         </w:numPr>
       </w:pPr>
-      <w:bookmarkStart w:id="0" w:name="_Toc228131912"/>
+      <w:bookmarkStart w:id="0" w:name="_Toc244428083"/>
       <w:r>
         <w:lastRenderedPageBreak/>
         <w:t>List of figures</w:t>
@@ -3626,7 +2482,7 @@
           <w:numId w:val="0"/>
         </w:numPr>
       </w:pPr>
-      <w:bookmarkStart w:id="1" w:name="_Toc228131913"/>
+      <w:bookmarkStart w:id="1" w:name="_Toc244428084"/>
       <w:r>
         <w:lastRenderedPageBreak/>
         <w:t>List of Tables</w:t>
@@ -3903,7 +2759,7 @@
           <w:numId w:val="0"/>
         </w:numPr>
       </w:pPr>
-      <w:bookmarkStart w:id="2" w:name="_Toc228131914"/>
+      <w:bookmarkStart w:id="2" w:name="_Toc244428085"/>
       <w:r>
         <w:lastRenderedPageBreak/>
         <w:t>List of Listings</w:t>
@@ -4304,7 +3160,7 @@
           <w:numId w:val="0"/>
         </w:numPr>
       </w:pPr>
-      <w:bookmarkStart w:id="3" w:name="_Toc228131915"/>
+      <w:bookmarkStart w:id="3" w:name="_Toc244428086"/>
       <w:r>
         <w:lastRenderedPageBreak/>
         <w:t>Introduction</w:t>
@@ -4414,9 +3270,11 @@
       <w:pPr>
         <w:pStyle w:val="Heading1"/>
       </w:pPr>
+      <w:bookmarkStart w:id="4" w:name="_Toc244428087"/>
       <w:r>
         <w:t>Data Analysis and Visualisation</w:t>
       </w:r>
+      <w:bookmarkEnd w:id="4"/>
     </w:p>
     <w:p>
       <w:r>
@@ -4459,19 +3317,54 @@
         <w:t xml:space="preserve"> photographs of diseased and healthy plant leaves</w:t>
       </w:r>
       <w:r>
-        <w:t xml:space="preserve"> covering 14 species and 26 plant diseases</w:t>
+        <w:t xml:space="preserve"> covering 14 </w:t>
+      </w:r>
+      <w:r>
+        <w:t xml:space="preserve">plant </w:t>
+      </w:r>
+      <w:r>
+        <w:t>species and 26 diseases</w:t>
+      </w:r>
+      <w:r>
+        <w:t>, plus healthy conditions</w:t>
       </w:r>
       <w:r>
         <w:t>.</w:t>
+      </w:r>
+      <w:r>
+        <w:t xml:space="preserve"> </w:t>
+      </w:r>
+      <w:r>
+        <w:t xml:space="preserve">Additionally, some leaves are represented </w:t>
+      </w:r>
+      <w:r>
+        <w:t>by</w:t>
+      </w:r>
+      <w:r>
+        <w:t xml:space="preserve"> multiple image</w:t>
+      </w:r>
+      <w:r>
+        <w:t>s</w:t>
+      </w:r>
+      <w:r>
+        <w:t xml:space="preserve">, where the photograph was taken from different angles or leaf orientations. </w:t>
+      </w:r>
+      <w:r>
+        <w:t>The subset used in this experiment was raw colour images.</w:t>
+      </w:r>
+      <w:r>
+        <w:t xml:space="preserve"> </w:t>
       </w:r>
     </w:p>
     <w:p>
       <w:pPr>
         <w:pStyle w:val="Heading2"/>
       </w:pPr>
+      <w:bookmarkStart w:id="5" w:name="_Toc244428088"/>
       <w:r>
         <w:t>Dataset analysis</w:t>
       </w:r>
+      <w:bookmarkEnd w:id="5"/>
     </w:p>
     <w:p>
       <w:r>
@@ -4644,10 +3537,10 @@
         <w:spacing w:before="240"/>
         <w:jc w:val="center"/>
       </w:pPr>
-      <w:bookmarkStart w:id="4" w:name="_Ref228024487"/>
-      <w:bookmarkStart w:id="5" w:name="_Ref227438399"/>
-      <w:bookmarkStart w:id="6" w:name="_Toc228131949"/>
-      <w:bookmarkStart w:id="7" w:name="_Ref244351870"/>
+      <w:bookmarkStart w:id="6" w:name="_Ref228024487"/>
+      <w:bookmarkStart w:id="7" w:name="_Ref227438399"/>
+      <w:bookmarkStart w:id="8" w:name="_Toc228131949"/>
+      <w:bookmarkStart w:id="9" w:name="_Ref244351870"/>
       <w:r>
         <w:t xml:space="preserve">Figure </w:t>
       </w:r>
@@ -4659,45 +3552,328 @@
           <w:t>1</w:t>
         </w:r>
       </w:fldSimple>
-      <w:bookmarkEnd w:id="4"/>
+      <w:bookmarkEnd w:id="6"/>
       <w:r>
         <w:t>:</w:t>
       </w:r>
       <w:r>
         <w:t xml:space="preserve"> </w:t>
       </w:r>
-      <w:bookmarkEnd w:id="5"/>
+      <w:bookmarkEnd w:id="7"/>
       <w:r>
         <w:t>Class images distribution in dataset</w:t>
       </w:r>
-      <w:bookmarkEnd w:id="6"/>
-      <w:bookmarkEnd w:id="7"/>
+      <w:bookmarkEnd w:id="8"/>
+      <w:bookmarkEnd w:id="9"/>
     </w:p>
     <w:p>
       <w:pPr>
-        <w:pStyle w:val="Heading1"/>
-      </w:pPr>
-      <w:bookmarkStart w:id="8" w:name="_Toc228131923"/>
-      <w:r>
-        <w:t>Implementation</w:t>
-      </w:r>
-      <w:bookmarkEnd w:id="8"/>
+        <w:pStyle w:val="Heading2"/>
+      </w:pPr>
+      <w:r>
+        <w:t>Dataset visualisation</w:t>
+      </w:r>
     </w:p>
     <w:p>
+      <w:r>
+        <w:t>The visual inspection of nine randomly selected samples</w:t>
+      </w:r>
+      <w:r>
+        <w:t xml:space="preserve"> (</w:t>
+      </w:r>
+      <w:r>
+        <w:fldChar w:fldCharType="begin"/>
+      </w:r>
+      <w:r>
+        <w:instrText xml:space="preserve"> REF _Ref244430162 \h </w:instrText>
+      </w:r>
+      <w:r>
+        <w:fldChar w:fldCharType="separate"/>
+      </w:r>
+      <w:r>
+        <w:t xml:space="preserve">Figure </w:t>
+      </w:r>
+      <w:r>
+        <w:rPr>
+          <w:noProof/>
+        </w:rPr>
+        <w:t>2</w:t>
+      </w:r>
+      <w:r>
+        <w:fldChar w:fldCharType="end"/>
+      </w:r>
+      <w:r>
+        <w:t>)</w:t>
+      </w:r>
+      <w:r>
+        <w:t xml:space="preserve"> </w:t>
+      </w:r>
+      <w:r>
+        <w:t>reveals</w:t>
+      </w:r>
+      <w:r>
+        <w:t xml:space="preserve"> some details that may affect the learning of future models:</w:t>
+      </w:r>
+    </w:p>
+    <w:p>
+      <w:pPr>
+        <w:pStyle w:val="ListParagraph"/>
+        <w:numPr>
+          <w:ilvl w:val="0"/>
+          <w:numId w:val="29"/>
+        </w:numPr>
+      </w:pPr>
+      <w:r>
+        <w:t>Shadows: some leaves produce strong shadows along the edges and projected on the background</w:t>
+      </w:r>
+    </w:p>
+    <w:p>
+      <w:pPr>
+        <w:pStyle w:val="ListParagraph"/>
+        <w:numPr>
+          <w:ilvl w:val="0"/>
+          <w:numId w:val="29"/>
+        </w:numPr>
+      </w:pPr>
+      <w:r>
+        <w:t>Background: leaves are positioned against bright purple or grey background</w:t>
+      </w:r>
+    </w:p>
+    <w:p>
+      <w:pPr>
+        <w:pStyle w:val="ListParagraph"/>
+        <w:numPr>
+          <w:ilvl w:val="0"/>
+          <w:numId w:val="29"/>
+        </w:numPr>
+      </w:pPr>
+      <w:r>
+        <w:t xml:space="preserve">Symptoms visibility: different level of disease changes on leaves, varying in colours, size and </w:t>
+      </w:r>
+      <w:r>
+        <w:t>patterns</w:t>
+      </w:r>
+    </w:p>
+    <w:p>
+      <w:pPr>
+        <w:pStyle w:val="ListParagraph"/>
+        <w:numPr>
+          <w:ilvl w:val="0"/>
+          <w:numId w:val="29"/>
+        </w:numPr>
+      </w:pPr>
+      <w:r>
+        <w:t>Image framing: some images contain the whole leaf in the frame while others may be cropped</w:t>
+      </w:r>
+    </w:p>
+    <w:p>
+      <w:r>
+        <w:t xml:space="preserve">These image characteristics illustrate some potential conditions that may affect the accuracy of the trained models, and although classifiers should learn the associations between the visual leaf conditions and their labels, they may also learn some non-biologically related disease appearances. This problem has been described in the </w:t>
+      </w:r>
+      <w:r>
+        <w:lastRenderedPageBreak/>
+        <w:t xml:space="preserve">original research which concluded that the accuracy of classifiers tested on controlled dataset was </w:t>
+      </w:r>
+      <w:r>
+        <w:t xml:space="preserve">99.35%, and only ~31% when tested on images captured in different conditions </w:t>
+      </w:r>
+      <w:sdt>
+        <w:sdtPr>
+          <w:rPr>
+            <w:rFonts w:ascii="Aptos" w:hAnsi="Aptos"/>
+            <w:color w:val="000000"/>
+          </w:rPr>
+          <w:alias w:val="Citation"/>
+          <w:tag w:val="{&quot;referencesIds&quot;:[&quot;doc:6ae11932a3dd2214bc9f0230&quot;],&quot;referencesOptions&quot;:{&quot;doc:6ae11932a3dd2214bc9f0230&quot;:{&quot;author&quot;:true,&quot;year&quot;:true,&quot;formatAuthorYear&quot;:false,&quot;pageReplace&quot;:&quot;&quot;,&quot;additionalField&quot;:&quot;&quot;,&quot;additionalValue&quot;:&quot;&quot;,&quot;prefix&quot;:&quot;&quot;,&quot;suffix&quot;:&quot;&quot;}},&quot;hasBrokenReferences&quot;:false,&quot;hasManualEdits&quot;:false,&quot;isEmpty&quot;:false,&quot;citationType&quot;:&quot;inline&quot;}"/>
+          <w:id w:val="-417949452"/>
+          <w:placeholder>
+            <w:docPart w:val="29BB0513546D43BAA313C73A33FB47CC"/>
+          </w:placeholder>
+        </w:sdtPr>
+        <w:sdtContent>
+          <w:r>
+            <w:rPr>
+              <w:rFonts w:ascii="Aptos" w:hAnsi="Aptos"/>
+              <w:noProof/>
+              <w:color w:val="000000"/>
+            </w:rPr>
+            <w:t>(Mohanty, Hughes and Salathé, 2016)</w:t>
+          </w:r>
+        </w:sdtContent>
+      </w:sdt>
+      <w:r>
+        <w:t>.</w:t>
+      </w:r>
+      <w:r>
+        <w:t xml:space="preserve"> This project’s task is to evaluate different types of classifies</w:t>
+      </w:r>
+      <w:r>
+        <w:t xml:space="preserve"> </w:t>
+      </w:r>
+      <w:r>
+        <w:t>on PlantVillage dataset</w:t>
+      </w:r>
+      <w:r>
+        <w:t xml:space="preserve">, </w:t>
+      </w:r>
+      <w:r>
+        <w:t>suggesting</w:t>
+      </w:r>
+      <w:r>
+        <w:t xml:space="preserve"> that</w:t>
+      </w:r>
+      <w:r>
+        <w:t xml:space="preserve"> </w:t>
+      </w:r>
+      <w:r>
+        <w:t>models may learn from background information</w:t>
+      </w:r>
+      <w:r>
+        <w:t xml:space="preserve"> a</w:t>
+      </w:r>
+      <w:r>
+        <w:t>cqui</w:t>
+      </w:r>
+      <w:r>
+        <w:t>red under similar</w:t>
+      </w:r>
+      <w:r>
+        <w:t xml:space="preserve"> </w:t>
+      </w:r>
+      <w:r>
+        <w:t>conditions</w:t>
+      </w:r>
+      <w:r>
+        <w:t xml:space="preserve">, which in turn may </w:t>
+      </w:r>
+      <w:r>
+        <w:t>increase the</w:t>
+      </w:r>
+      <w:r>
+        <w:t xml:space="preserve"> overall</w:t>
+      </w:r>
+      <w:r>
+        <w:t xml:space="preserve"> accurac</w:t>
+      </w:r>
+      <w:r>
+        <w:t xml:space="preserve">y achieved </w:t>
+      </w:r>
+      <w:r>
+        <w:t>on test splits</w:t>
+      </w:r>
+      <w:r>
+        <w:t>,</w:t>
+      </w:r>
+      <w:r>
+        <w:t xml:space="preserve"> </w:t>
+      </w:r>
+      <w:r>
+        <w:t xml:space="preserve">thus </w:t>
+      </w:r>
+      <w:r>
+        <w:t>confirming the original research’s results</w:t>
+      </w:r>
+      <w:r>
+        <w:t>.</w:t>
+      </w:r>
+    </w:p>
+    <w:p>
+      <w:pPr>
+        <w:keepNext/>
+      </w:pPr>
+      <w:r>
+        <w:rPr>
+          <w:noProof/>
+        </w:rPr>
+        <w:drawing>
+          <wp:inline distT="0" distB="0" distL="0" distR="0" wp14:anchorId="1206B82E" wp14:editId="0105E878">
+            <wp:extent cx="5731510" cy="5844540"/>
+            <wp:effectExtent l="0" t="0" r="2540" b="3810"/>
+            <wp:docPr id="827011106" name="Picture 1"/>
+            <wp:cNvGraphicFramePr>
+              <a:graphicFrameLocks xmlns:a="http://schemas.openxmlformats.org/drawingml/2006/main" noChangeAspect="1"/>
+            </wp:cNvGraphicFramePr>
+            <a:graphic xmlns:a="http://schemas.openxmlformats.org/drawingml/2006/main">
+              <a:graphicData uri="http://schemas.openxmlformats.org/drawingml/2006/picture">
+                <pic:pic xmlns:pic="http://schemas.openxmlformats.org/drawingml/2006/picture">
+                  <pic:nvPicPr>
+                    <pic:cNvPr id="827011106" name="Picture 827011106"/>
+                    <pic:cNvPicPr/>
+                  </pic:nvPicPr>
+                  <pic:blipFill>
+                    <a:blip r:embed="rId10">
+                      <a:extLst>
+                        <a:ext uri="{28A0092B-C50C-407E-A947-70E740481C1C}">
+                          <a14:useLocalDpi xmlns:a14="http://schemas.microsoft.com/office/drawing/2010/main" val="0"/>
+                        </a:ext>
+                      </a:extLst>
+                    </a:blip>
+                    <a:stretch>
+                      <a:fillRect/>
+                    </a:stretch>
+                  </pic:blipFill>
+                  <pic:spPr>
+                    <a:xfrm>
+                      <a:off x="0" y="0"/>
+                      <a:ext cx="5731510" cy="5844540"/>
+                    </a:xfrm>
+                    <a:prstGeom prst="rect">
+                      <a:avLst/>
+                    </a:prstGeom>
+                  </pic:spPr>
+                </pic:pic>
+              </a:graphicData>
+            </a:graphic>
+          </wp:inline>
+        </w:drawing>
+      </w:r>
+    </w:p>
+    <w:p>
+      <w:pPr>
+        <w:pStyle w:val="Caption"/>
+        <w:jc w:val="center"/>
+      </w:pPr>
+      <w:bookmarkStart w:id="10" w:name="_Ref244430162"/>
+      <w:r>
+        <w:t xml:space="preserve">Figure </w:t>
+      </w:r>
+      <w:fldSimple w:instr=" SEQ Figure \* ARABIC ">
+        <w:r>
+          <w:rPr>
+            <w:noProof/>
+          </w:rPr>
+          <w:t>2</w:t>
+        </w:r>
+      </w:fldSimple>
+      <w:bookmarkEnd w:id="10"/>
+      <w:r>
+        <w:t>: Sample images</w:t>
+      </w:r>
+    </w:p>
+    <w:p>
+      <w:pPr>
+        <w:pStyle w:val="Heading1"/>
+      </w:pPr>
+      <w:r>
+        <w:lastRenderedPageBreak/>
+        <w:t>Dataset processing</w:t>
+      </w:r>
+    </w:p>
+    <w:p>
       <w:pPr>
         <w:pStyle w:val="Heading2"/>
       </w:pPr>
-      <w:bookmarkStart w:id="9" w:name="_Toc228131924"/>
-      <w:r>
-        <w:t xml:space="preserve">Dataset and </w:t>
-      </w:r>
-      <w:r>
-        <w:t>P</w:t>
-      </w:r>
-      <w:r>
-        <w:t>reprocessing</w:t>
-      </w:r>
-      <w:bookmarkEnd w:id="9"/>
+      <w:bookmarkStart w:id="11" w:name="_Toc244428090"/>
+      <w:r>
+        <w:t xml:space="preserve">Dataset </w:t>
+      </w:r>
+      <w:r>
+        <w:t>Pre-</w:t>
+      </w:r>
+      <w:r>
+        <w:t>processing</w:t>
+      </w:r>
+      <w:bookmarkEnd w:id="11"/>
     </w:p>
     <w:p>
       <w:pPr>
@@ -4711,424 +3887,114 @@
           <w:rFonts w:ascii="Aptos" w:hAnsi="Aptos"/>
           <w:color w:val="000000"/>
         </w:rPr>
-        <w:t>Amet stet eros ea velit rebum sed sit tempor. Clita dolor molestie ipsum aliquyam duo stet ut feugiat ipsum nam commodo adipiscing in lorem. Laoreet augue tempor. Nonumy nibh dolor kasd. Magna in sit lorem nonummy ut sed sadipscing ut dolor exerci voluptua sit imperdiet sadipscing clita te labore. At eu nostrud invidunt autem ut vero ut. No amet lorem sanctus sed gubergren elit dolor duo soluta ut ipsum amet sadipscing ea consetetur voluptua. Vulputate sit sadipscing praesent dolor mazim invidunt molestie hendrerit. Lorem justo et sea assum consetetur labore ipsum elitr et sit in. Zzril consetetur sea lorem ea. Nonumy vel sed qui at volutpat labore. Et dolor duis eirmod est ipsum dolore elitr eu tempor iriure feugait voluptua gubergren nulla invidunt.</w:t>
+        <w:t xml:space="preserve">The repository contains a metadata </w:t>
       </w:r>
       <w:r>
         <w:rPr>
           <w:rFonts w:ascii="Aptos" w:hAnsi="Aptos"/>
           <w:color w:val="000000"/>
         </w:rPr>
-        <w:t xml:space="preserve"> </w:t>
-      </w:r>
-    </w:p>
-    <w:p>
-      <w:pPr>
-        <w:spacing w:after="0"/>
+        <w:t xml:space="preserve">.json </w:t>
+      </w:r>
+      <w:r>
         <w:rPr>
           <w:rFonts w:ascii="Aptos" w:hAnsi="Aptos"/>
           <w:color w:val="000000"/>
         </w:rPr>
-      </w:pPr>
-    </w:p>
-    <w:tbl>
-      <w:tblPr>
-        <w:tblStyle w:val="TableGrid"/>
-        <w:tblW w:w="0" w:type="auto"/>
-        <w:jc w:val="center"/>
-        <w:tblBorders>
-          <w:top w:val="none" w:sz="0" w:space="0" w:color="auto"/>
-          <w:left w:val="none" w:sz="0" w:space="0" w:color="auto"/>
-          <w:bottom w:val="none" w:sz="0" w:space="0" w:color="auto"/>
-          <w:right w:val="none" w:sz="0" w:space="0" w:color="auto"/>
-          <w:insideH w:val="none" w:sz="0" w:space="0" w:color="auto"/>
-          <w:insideV w:val="none" w:sz="0" w:space="0" w:color="auto"/>
-        </w:tblBorders>
-        <w:shd w:val="clear" w:color="auto" w:fill="FFFFFF" w:themeFill="background1"/>
-        <w:tblLook w:val="04A0" w:firstRow="1" w:lastRow="0" w:firstColumn="1" w:lastColumn="0" w:noHBand="0" w:noVBand="1"/>
-      </w:tblPr>
-      <w:tblGrid>
-        <w:gridCol w:w="1077"/>
-        <w:gridCol w:w="1077"/>
-        <w:gridCol w:w="1077"/>
-        <w:gridCol w:w="1077"/>
-        <w:gridCol w:w="1077"/>
-        <w:gridCol w:w="1077"/>
-      </w:tblGrid>
-      <w:tr>
-        <w:trPr>
-          <w:jc w:val="center"/>
-        </w:trPr>
-        <w:tc>
-          <w:tcPr>
-            <w:tcW w:w="1077" w:type="dxa"/>
-            <w:tcBorders>
-              <w:bottom w:val="single" w:sz="4" w:space="0" w:color="D1D1D1" w:themeColor="background2" w:themeShade="E6"/>
-              <w:right w:val="single" w:sz="4" w:space="0" w:color="D1D1D1" w:themeColor="background2" w:themeShade="E6"/>
-            </w:tcBorders>
-            <w:shd w:val="clear" w:color="auto" w:fill="FFFFFF" w:themeFill="background1"/>
-            <w:vAlign w:val="center"/>
-          </w:tcPr>
-          <w:p>
-            <w:pPr>
-              <w:jc w:val="center"/>
-              <w:rPr>
-                <w:rFonts w:ascii="Aptos" w:hAnsi="Aptos"/>
-                <w:color w:val="000000"/>
-              </w:rPr>
-            </w:pPr>
-            <w:r>
-              <w:rPr>
-                <w:rFonts w:ascii="Aptos" w:hAnsi="Aptos"/>
-                <w:color w:val="000000"/>
-              </w:rPr>
-              <w:t>Class</w:t>
-            </w:r>
-          </w:p>
-        </w:tc>
-        <w:tc>
-          <w:tcPr>
-            <w:tcW w:w="1077" w:type="dxa"/>
-            <w:tcBorders>
-              <w:left w:val="single" w:sz="4" w:space="0" w:color="D1D1D1" w:themeColor="background2" w:themeShade="E6"/>
-              <w:bottom w:val="single" w:sz="4" w:space="0" w:color="D1D1D1" w:themeColor="background2" w:themeShade="E6"/>
-            </w:tcBorders>
-            <w:shd w:val="clear" w:color="auto" w:fill="FFFFFF" w:themeFill="background1"/>
-            <w:vAlign w:val="center"/>
-          </w:tcPr>
-          <w:p>
-            <w:pPr>
-              <w:jc w:val="center"/>
-              <w:rPr>
-                <w:rFonts w:ascii="Aptos" w:hAnsi="Aptos"/>
-                <w:color w:val="000000"/>
-              </w:rPr>
-            </w:pPr>
-            <w:r>
-              <w:rPr>
-                <w:rFonts w:ascii="Aptos" w:hAnsi="Aptos"/>
-                <w:color w:val="000000"/>
-              </w:rPr>
-              <w:t>CBB</w:t>
-            </w:r>
-          </w:p>
-        </w:tc>
-        <w:tc>
-          <w:tcPr>
-            <w:tcW w:w="1077" w:type="dxa"/>
-            <w:tcBorders>
-              <w:bottom w:val="single" w:sz="4" w:space="0" w:color="D1D1D1" w:themeColor="background2" w:themeShade="E6"/>
-            </w:tcBorders>
-            <w:shd w:val="clear" w:color="auto" w:fill="FFFFFF" w:themeFill="background1"/>
-            <w:vAlign w:val="center"/>
-          </w:tcPr>
-          <w:p>
-            <w:pPr>
-              <w:jc w:val="center"/>
-              <w:rPr>
-                <w:rFonts w:ascii="Aptos" w:hAnsi="Aptos"/>
-                <w:color w:val="000000"/>
-              </w:rPr>
-            </w:pPr>
-            <w:r>
-              <w:rPr>
-                <w:rFonts w:ascii="Aptos" w:hAnsi="Aptos"/>
-                <w:color w:val="000000"/>
-              </w:rPr>
-              <w:t>CBSD</w:t>
-            </w:r>
-          </w:p>
-        </w:tc>
-        <w:tc>
-          <w:tcPr>
-            <w:tcW w:w="1077" w:type="dxa"/>
-            <w:tcBorders>
-              <w:bottom w:val="single" w:sz="4" w:space="0" w:color="D1D1D1" w:themeColor="background2" w:themeShade="E6"/>
-            </w:tcBorders>
-            <w:shd w:val="clear" w:color="auto" w:fill="FFFFFF" w:themeFill="background1"/>
-            <w:vAlign w:val="center"/>
-          </w:tcPr>
-          <w:p>
-            <w:pPr>
-              <w:jc w:val="center"/>
-              <w:rPr>
-                <w:rFonts w:ascii="Aptos" w:hAnsi="Aptos"/>
-                <w:color w:val="000000"/>
-              </w:rPr>
-            </w:pPr>
-            <w:r>
-              <w:rPr>
-                <w:rFonts w:ascii="Aptos" w:hAnsi="Aptos"/>
-                <w:color w:val="000000"/>
-              </w:rPr>
-              <w:t>CGM</w:t>
-            </w:r>
-          </w:p>
-        </w:tc>
-        <w:tc>
-          <w:tcPr>
-            <w:tcW w:w="1077" w:type="dxa"/>
-            <w:tcBorders>
-              <w:bottom w:val="single" w:sz="4" w:space="0" w:color="D1D1D1" w:themeColor="background2" w:themeShade="E6"/>
-            </w:tcBorders>
-            <w:shd w:val="clear" w:color="auto" w:fill="FFFFFF" w:themeFill="background1"/>
-            <w:vAlign w:val="center"/>
-          </w:tcPr>
-          <w:p>
-            <w:pPr>
-              <w:jc w:val="center"/>
-              <w:rPr>
-                <w:rFonts w:ascii="Aptos" w:hAnsi="Aptos"/>
-                <w:color w:val="000000"/>
-              </w:rPr>
-            </w:pPr>
-            <w:r>
-              <w:rPr>
-                <w:rFonts w:ascii="Aptos" w:hAnsi="Aptos"/>
-                <w:color w:val="000000"/>
-              </w:rPr>
-              <w:t>CMD</w:t>
-            </w:r>
-          </w:p>
-        </w:tc>
-        <w:tc>
-          <w:tcPr>
-            <w:tcW w:w="1077" w:type="dxa"/>
-            <w:tcBorders>
-              <w:bottom w:val="single" w:sz="4" w:space="0" w:color="D1D1D1" w:themeColor="background2" w:themeShade="E6"/>
-            </w:tcBorders>
-            <w:shd w:val="clear" w:color="auto" w:fill="FFFFFF" w:themeFill="background1"/>
-            <w:vAlign w:val="center"/>
-          </w:tcPr>
-          <w:p>
-            <w:pPr>
-              <w:jc w:val="center"/>
-              <w:rPr>
-                <w:rFonts w:ascii="Aptos" w:hAnsi="Aptos"/>
-                <w:color w:val="000000"/>
-              </w:rPr>
-            </w:pPr>
-            <w:r>
-              <w:rPr>
-                <w:rFonts w:ascii="Aptos" w:hAnsi="Aptos"/>
-                <w:color w:val="000000"/>
-              </w:rPr>
-              <w:t>Healthy</w:t>
-            </w:r>
-          </w:p>
-        </w:tc>
-      </w:tr>
-      <w:tr>
-        <w:trPr>
-          <w:jc w:val="center"/>
-        </w:trPr>
-        <w:tc>
-          <w:tcPr>
-            <w:tcW w:w="1077" w:type="dxa"/>
-            <w:tcBorders>
-              <w:top w:val="single" w:sz="4" w:space="0" w:color="D1D1D1" w:themeColor="background2" w:themeShade="E6"/>
-              <w:right w:val="single" w:sz="4" w:space="0" w:color="D1D1D1" w:themeColor="background2" w:themeShade="E6"/>
-            </w:tcBorders>
-            <w:shd w:val="clear" w:color="auto" w:fill="FFFFFF" w:themeFill="background1"/>
-            <w:vAlign w:val="center"/>
-          </w:tcPr>
-          <w:p>
-            <w:pPr>
-              <w:jc w:val="center"/>
-              <w:rPr>
-                <w:rFonts w:ascii="Aptos" w:hAnsi="Aptos"/>
-                <w:color w:val="000000"/>
-              </w:rPr>
-            </w:pPr>
-            <w:r>
-              <w:rPr>
-                <w:rFonts w:ascii="Aptos" w:hAnsi="Aptos"/>
-                <w:color w:val="000000"/>
-              </w:rPr>
-              <w:t>Count</w:t>
-            </w:r>
-          </w:p>
-        </w:tc>
-        <w:tc>
-          <w:tcPr>
-            <w:tcW w:w="1077" w:type="dxa"/>
-            <w:tcBorders>
-              <w:top w:val="single" w:sz="4" w:space="0" w:color="D1D1D1" w:themeColor="background2" w:themeShade="E6"/>
-              <w:left w:val="single" w:sz="4" w:space="0" w:color="D1D1D1" w:themeColor="background2" w:themeShade="E6"/>
-            </w:tcBorders>
-            <w:shd w:val="clear" w:color="auto" w:fill="FFFFFF" w:themeFill="background1"/>
-            <w:vAlign w:val="center"/>
-          </w:tcPr>
-          <w:p>
-            <w:pPr>
-              <w:jc w:val="center"/>
-              <w:rPr>
-                <w:rFonts w:ascii="Aptos" w:hAnsi="Aptos"/>
-                <w:color w:val="000000"/>
-              </w:rPr>
-            </w:pPr>
-            <w:r>
-              <w:rPr>
-                <w:rFonts w:ascii="Aptos" w:hAnsi="Aptos"/>
-                <w:color w:val="000000"/>
-              </w:rPr>
-              <w:t>1087</w:t>
-            </w:r>
-          </w:p>
-        </w:tc>
-        <w:tc>
-          <w:tcPr>
-            <w:tcW w:w="1077" w:type="dxa"/>
-            <w:tcBorders>
-              <w:top w:val="single" w:sz="4" w:space="0" w:color="D1D1D1" w:themeColor="background2" w:themeShade="E6"/>
-            </w:tcBorders>
-            <w:shd w:val="clear" w:color="auto" w:fill="FFFFFF" w:themeFill="background1"/>
-            <w:vAlign w:val="center"/>
-          </w:tcPr>
-          <w:p>
-            <w:pPr>
-              <w:jc w:val="center"/>
-              <w:rPr>
-                <w:rFonts w:ascii="Aptos" w:hAnsi="Aptos"/>
-                <w:color w:val="000000"/>
-              </w:rPr>
-            </w:pPr>
-            <w:r>
-              <w:rPr>
-                <w:rFonts w:ascii="Aptos" w:hAnsi="Aptos"/>
-                <w:color w:val="000000"/>
-              </w:rPr>
-              <w:t>2189</w:t>
-            </w:r>
-          </w:p>
-        </w:tc>
-        <w:tc>
-          <w:tcPr>
-            <w:tcW w:w="1077" w:type="dxa"/>
-            <w:tcBorders>
-              <w:top w:val="single" w:sz="4" w:space="0" w:color="D1D1D1" w:themeColor="background2" w:themeShade="E6"/>
-            </w:tcBorders>
-            <w:shd w:val="clear" w:color="auto" w:fill="FFFFFF" w:themeFill="background1"/>
-            <w:vAlign w:val="center"/>
-          </w:tcPr>
-          <w:p>
-            <w:pPr>
-              <w:jc w:val="center"/>
-              <w:rPr>
-                <w:rFonts w:ascii="Aptos" w:hAnsi="Aptos"/>
-                <w:color w:val="000000"/>
-              </w:rPr>
-            </w:pPr>
-            <w:r>
-              <w:rPr>
-                <w:rFonts w:ascii="Aptos" w:hAnsi="Aptos"/>
-                <w:color w:val="000000"/>
-              </w:rPr>
-              <w:t>23</w:t>
-            </w:r>
-            <w:r>
-              <w:rPr>
-                <w:rFonts w:ascii="Aptos" w:hAnsi="Aptos"/>
-                <w:color w:val="000000"/>
-              </w:rPr>
-              <w:t>86</w:t>
-            </w:r>
-          </w:p>
-        </w:tc>
-        <w:tc>
-          <w:tcPr>
-            <w:tcW w:w="1077" w:type="dxa"/>
-            <w:tcBorders>
-              <w:top w:val="single" w:sz="4" w:space="0" w:color="D1D1D1" w:themeColor="background2" w:themeShade="E6"/>
-            </w:tcBorders>
-            <w:shd w:val="clear" w:color="auto" w:fill="FFFFFF" w:themeFill="background1"/>
-            <w:vAlign w:val="center"/>
-          </w:tcPr>
-          <w:p>
-            <w:pPr>
-              <w:jc w:val="center"/>
-              <w:rPr>
-                <w:rFonts w:ascii="Aptos" w:hAnsi="Aptos"/>
-                <w:color w:val="000000"/>
-              </w:rPr>
-            </w:pPr>
-            <w:r>
-              <w:rPr>
-                <w:rFonts w:ascii="Aptos" w:hAnsi="Aptos"/>
-                <w:color w:val="000000"/>
-              </w:rPr>
-              <w:t>13156</w:t>
-            </w:r>
-          </w:p>
-        </w:tc>
-        <w:tc>
-          <w:tcPr>
-            <w:tcW w:w="1077" w:type="dxa"/>
-            <w:tcBorders>
-              <w:top w:val="single" w:sz="4" w:space="0" w:color="D1D1D1" w:themeColor="background2" w:themeShade="E6"/>
-            </w:tcBorders>
-            <w:shd w:val="clear" w:color="auto" w:fill="FFFFFF" w:themeFill="background1"/>
-            <w:vAlign w:val="center"/>
-          </w:tcPr>
-          <w:p>
-            <w:pPr>
-              <w:keepNext/>
-              <w:jc w:val="center"/>
-              <w:rPr>
-                <w:rFonts w:ascii="Aptos" w:hAnsi="Aptos"/>
-                <w:color w:val="000000"/>
-              </w:rPr>
-            </w:pPr>
-            <w:r>
-              <w:rPr>
-                <w:rFonts w:ascii="Aptos" w:hAnsi="Aptos"/>
-                <w:color w:val="000000"/>
-              </w:rPr>
-              <w:t>2577</w:t>
-            </w:r>
-          </w:p>
-        </w:tc>
-      </w:tr>
-    </w:tbl>
-    <w:p>
-      <w:pPr>
-        <w:pStyle w:val="Caption"/>
-        <w:spacing w:before="240" w:line="276" w:lineRule="auto"/>
-        <w:jc w:val="center"/>
-      </w:pPr>
-      <w:bookmarkStart w:id="10" w:name="_Ref228024528"/>
-      <w:bookmarkStart w:id="11" w:name="_Ref227503764"/>
-      <w:bookmarkStart w:id="12" w:name="_Toc228131952"/>
-      <w:r>
-        <w:lastRenderedPageBreak/>
-        <w:t xml:space="preserve">Table </w:t>
-      </w:r>
-      <w:fldSimple w:instr=" SEQ Table \* ARABIC ">
-        <w:r>
-          <w:rPr>
-            <w:noProof/>
-          </w:rPr>
-          <w:t>1</w:t>
-        </w:r>
-      </w:fldSimple>
-      <w:bookmarkEnd w:id="10"/>
-      <w:r>
-        <w:t>: Class names and image distribution</w:t>
-      </w:r>
-      <w:bookmarkEnd w:id="11"/>
-      <w:bookmarkEnd w:id="12"/>
-    </w:p>
-    <w:p>
-      <w:pPr>
-        <w:spacing w:after="0"/>
-      </w:pPr>
-    </w:p>
-    <w:p>
-      <w:pPr>
+        <w:t xml:space="preserve">file that allows </w:t>
+      </w:r>
+      <w:r>
         <w:rPr>
           <w:rFonts w:ascii="Aptos" w:hAnsi="Aptos"/>
           <w:color w:val="000000"/>
         </w:rPr>
-      </w:pPr>
+        <w:t>identifying</w:t>
+      </w:r>
+      <w:r>
+        <w:rPr>
+          <w:rFonts w:ascii="Aptos" w:hAnsi="Aptos"/>
+          <w:color w:val="000000"/>
+        </w:rPr>
+        <w:t xml:space="preserve"> multiple images of a single leaf</w:t>
+      </w:r>
+      <w:r>
+        <w:rPr>
+          <w:rFonts w:ascii="Aptos" w:hAnsi="Aptos"/>
+          <w:color w:val="000000"/>
+        </w:rPr>
+        <w:t xml:space="preserve">, the plant species and </w:t>
+      </w:r>
+      <w:r>
+        <w:rPr>
+          <w:rFonts w:ascii="Aptos" w:hAnsi="Aptos"/>
+          <w:color w:val="000000"/>
+        </w:rPr>
+        <w:t xml:space="preserve">its </w:t>
+      </w:r>
+      <w:r>
+        <w:rPr>
+          <w:rFonts w:ascii="Aptos" w:hAnsi="Aptos"/>
+          <w:color w:val="000000"/>
+        </w:rPr>
+        <w:t>condition.</w:t>
+      </w:r>
+      <w:r>
+        <w:rPr>
+          <w:rFonts w:ascii="Aptos" w:hAnsi="Aptos"/>
+          <w:color w:val="000000"/>
+        </w:rPr>
+        <w:t xml:space="preserve"> An example extract of image metadata can be seen in </w:t>
+      </w:r>
+      <w:r>
+        <w:rPr>
+          <w:rFonts w:ascii="Aptos" w:hAnsi="Aptos"/>
+          <w:color w:val="000000"/>
+        </w:rPr>
+        <w:fldChar w:fldCharType="begin"/>
+      </w:r>
+      <w:r>
+        <w:rPr>
+          <w:rFonts w:ascii="Aptos" w:hAnsi="Aptos"/>
+          <w:color w:val="000000"/>
+        </w:rPr>
+        <w:instrText xml:space="preserve"> REF _Ref244437932 \h </w:instrText>
+      </w:r>
+      <w:r>
+        <w:rPr>
+          <w:rFonts w:ascii="Aptos" w:hAnsi="Aptos"/>
+          <w:color w:val="000000"/>
+        </w:rPr>
+      </w:r>
+      <w:r>
+        <w:rPr>
+          <w:rFonts w:ascii="Aptos" w:hAnsi="Aptos"/>
+          <w:color w:val="000000"/>
+        </w:rPr>
+        <w:fldChar w:fldCharType="separate"/>
+      </w:r>
+      <w:r>
+        <w:t xml:space="preserve">Listing </w:t>
+      </w:r>
+      <w:r>
+        <w:rPr>
+          <w:noProof/>
+        </w:rPr>
+        <w:t>1</w:t>
+      </w:r>
+      <w:r>
+        <w:rPr>
+          <w:rFonts w:ascii="Aptos" w:hAnsi="Aptos"/>
+          <w:color w:val="000000"/>
+        </w:rPr>
+        <w:fldChar w:fldCharType="end"/>
+      </w:r>
+      <w:r>
+        <w:rPr>
+          <w:rFonts w:ascii="Aptos" w:hAnsi="Aptos"/>
+          <w:color w:val="000000"/>
+        </w:rPr>
+        <w:t>.</w:t>
+      </w:r>
     </w:p>
     <w:tbl>
       <w:tblPr>
@@ -5147,15 +4013,16 @@
         <w:tblLook w:val="04A0" w:firstRow="1" w:lastRow="0" w:firstColumn="1" w:lastColumn="0" w:noHBand="0" w:noVBand="1"/>
       </w:tblPr>
       <w:tblGrid>
-        <w:gridCol w:w="6293"/>
+        <w:gridCol w:w="8504"/>
       </w:tblGrid>
       <w:tr>
         <w:trPr>
+          <w:trHeight w:val="1247"/>
           <w:jc w:val="center"/>
         </w:trPr>
         <w:tc>
           <w:tcPr>
-            <w:tcW w:w="6293" w:type="dxa"/>
+            <w:tcW w:w="8504" w:type="dxa"/>
             <w:tcBorders>
               <w:top w:val="single" w:sz="4" w:space="0" w:color="D1D1D1" w:themeColor="background2" w:themeShade="E6"/>
               <w:left w:val="single" w:sz="4" w:space="0" w:color="D1D1D1" w:themeColor="background2" w:themeShade="E6"/>
@@ -5173,36 +4040,25 @@
                 <w:szCs w:val="20"/>
               </w:rPr>
             </w:pPr>
-          </w:p>
-          <w:p>
-            <w:pPr>
+            <w:r>
               <w:rPr>
                 <w:rFonts w:ascii="Consolas" w:hAnsi="Consolas"/>
                 <w:color w:val="000000"/>
                 <w:sz w:val="20"/>
                 <w:szCs w:val="20"/>
               </w:rPr>
-            </w:pPr>
-            <w:r>
+              <w:t>{</w:t>
+            </w:r>
+          </w:p>
+          <w:p>
+            <w:pPr>
               <w:rPr>
                 <w:rFonts w:ascii="Consolas" w:hAnsi="Consolas"/>
                 <w:color w:val="000000"/>
                 <w:sz w:val="20"/>
                 <w:szCs w:val="20"/>
               </w:rPr>
-              <w:t xml:space="preserve">train_df_split, temp_df_split </w:t>
-            </w:r>
-            <w:r>
-              <w:rPr>
-                <w:rFonts w:ascii="Consolas" w:hAnsi="Consolas"/>
-                <w:b/>
-                <w:bCs/>
-                <w:color w:val="000000"/>
-                <w:sz w:val="20"/>
-                <w:szCs w:val="20"/>
-              </w:rPr>
-              <w:t>=</w:t>
-            </w:r>
+            </w:pPr>
             <w:r>
               <w:rPr>
                 <w:rFonts w:ascii="Consolas" w:hAnsi="Consolas"/>
@@ -5210,18 +4066,17 @@
                 <w:sz w:val="20"/>
                 <w:szCs w:val="20"/>
               </w:rPr>
-              <w:t xml:space="preserve"> train_test_split(</w:t>
-            </w:r>
-          </w:p>
-          <w:p>
-            <w:pPr>
+              <w:t xml:space="preserve">    "rs_early.b 7557":</w:t>
+            </w:r>
+            <w:r>
               <w:rPr>
                 <w:rFonts w:ascii="Consolas" w:hAnsi="Consolas"/>
                 <w:color w:val="000000"/>
                 <w:sz w:val="20"/>
                 <w:szCs w:val="20"/>
               </w:rPr>
-            </w:pPr>
+              <w:t xml:space="preserve"> </w:t>
+            </w:r>
             <w:r>
               <w:rPr>
                 <w:rFonts w:ascii="Consolas" w:hAnsi="Consolas"/>
@@ -5229,7 +4084,7 @@
                 <w:sz w:val="20"/>
                 <w:szCs w:val="20"/>
               </w:rPr>
-              <w:t xml:space="preserve">    train_df,</w:t>
+              <w:t>["Potato___Early_blight:::115.0"],</w:t>
             </w:r>
           </w:p>
           <w:p>
@@ -5248,37 +4103,35 @@
                 <w:sz w:val="20"/>
                 <w:szCs w:val="20"/>
               </w:rPr>
-              <w:t xml:space="preserve">    test_size</w:t>
-            </w:r>
-            <w:r>
-              <w:rPr>
-                <w:rFonts w:ascii="Consolas" w:hAnsi="Consolas"/>
-                <w:b/>
-                <w:bCs/>
-                <w:color w:val="000000"/>
-                <w:sz w:val="20"/>
-                <w:szCs w:val="20"/>
-              </w:rPr>
-              <w:t>=</w:t>
-            </w:r>
-            <w:r>
+              <w:t xml:space="preserve">    "rs_early.b 7554": ["Potato___Early_blight:::115.0"],</w:t>
+            </w:r>
+          </w:p>
+          <w:p>
+            <w:pPr>
               <w:rPr>
                 <w:rFonts w:ascii="Consolas" w:hAnsi="Consolas"/>
                 <w:color w:val="000000"/>
                 <w:sz w:val="20"/>
                 <w:szCs w:val="20"/>
               </w:rPr>
-              <w:t>0.30,</w:t>
-            </w:r>
-          </w:p>
-          <w:p>
-            <w:pPr>
+            </w:pPr>
+            <w:r>
               <w:rPr>
                 <w:rFonts w:ascii="Consolas" w:hAnsi="Consolas"/>
                 <w:color w:val="000000"/>
                 <w:sz w:val="20"/>
                 <w:szCs w:val="20"/>
               </w:rPr>
+              <w:t xml:space="preserve">    "rs_early.b 7550": ["Potato___Early_blight:::114.0"]</w:t>
+            </w:r>
+          </w:p>
+          <w:p>
+            <w:pPr>
+              <w:keepNext/>
+              <w:rPr>
+                <w:rFonts w:ascii="Aptos" w:hAnsi="Aptos"/>
+                <w:color w:val="000000"/>
+              </w:rPr>
             </w:pPr>
             <w:r>
               <w:rPr>
@@ -5287,18 +4140,7 @@
                 <w:sz w:val="20"/>
                 <w:szCs w:val="20"/>
               </w:rPr>
-              <w:t xml:space="preserve">    stratify</w:t>
-            </w:r>
-            <w:r>
-              <w:rPr>
-                <w:rFonts w:ascii="Consolas" w:hAnsi="Consolas"/>
-                <w:b/>
-                <w:bCs/>
-                <w:color w:val="000000"/>
-                <w:sz w:val="20"/>
-                <w:szCs w:val="20"/>
-              </w:rPr>
-              <w:t>=</w:t>
+              <w:t>}</w:t>
             </w:r>
             <w:r>
               <w:rPr>
@@ -5307,241 +4149,8 @@
                 <w:sz w:val="20"/>
                 <w:szCs w:val="20"/>
               </w:rPr>
-              <w:t>train_df["label"],</w:t>
-            </w:r>
-          </w:p>
-          <w:p>
-            <w:pPr>
-              <w:rPr>
-                <w:rFonts w:ascii="Consolas" w:hAnsi="Consolas"/>
-                <w:color w:val="000000"/>
-                <w:sz w:val="20"/>
-                <w:szCs w:val="20"/>
-              </w:rPr>
-            </w:pPr>
-            <w:r>
-              <w:rPr>
-                <w:rFonts w:ascii="Consolas" w:hAnsi="Consolas"/>
-                <w:color w:val="000000"/>
-                <w:sz w:val="20"/>
-                <w:szCs w:val="20"/>
-              </w:rPr>
-              <w:t xml:space="preserve">    random_state</w:t>
-            </w:r>
-            <w:r>
-              <w:rPr>
-                <w:rFonts w:ascii="Consolas" w:hAnsi="Consolas"/>
-                <w:b/>
-                <w:bCs/>
-                <w:color w:val="000000"/>
-                <w:sz w:val="20"/>
-                <w:szCs w:val="20"/>
-              </w:rPr>
-              <w:t>=</w:t>
-            </w:r>
-            <w:r>
-              <w:rPr>
-                <w:rFonts w:ascii="Consolas" w:hAnsi="Consolas"/>
-                <w:color w:val="000000"/>
-                <w:sz w:val="20"/>
-                <w:szCs w:val="20"/>
-              </w:rPr>
-              <w:t>SEED)</w:t>
-            </w:r>
-          </w:p>
-          <w:p>
-            <w:pPr>
-              <w:rPr>
-                <w:rFonts w:ascii="Consolas" w:hAnsi="Consolas"/>
-                <w:color w:val="000000"/>
-                <w:sz w:val="20"/>
-                <w:szCs w:val="20"/>
-              </w:rPr>
-            </w:pPr>
-          </w:p>
-          <w:p>
-            <w:pPr>
-              <w:rPr>
-                <w:rFonts w:ascii="Consolas" w:hAnsi="Consolas"/>
-                <w:color w:val="000000"/>
-                <w:sz w:val="20"/>
-                <w:szCs w:val="20"/>
-              </w:rPr>
-            </w:pPr>
-            <w:r>
-              <w:rPr>
-                <w:rFonts w:ascii="Consolas" w:hAnsi="Consolas"/>
-                <w:color w:val="000000"/>
-                <w:sz w:val="20"/>
-                <w:szCs w:val="20"/>
-              </w:rPr>
-              <w:t xml:space="preserve">val_df_split, test_df_split </w:t>
-            </w:r>
-            <w:r>
-              <w:rPr>
-                <w:rFonts w:ascii="Consolas" w:hAnsi="Consolas"/>
-                <w:b/>
-                <w:bCs/>
-                <w:color w:val="000000"/>
-                <w:sz w:val="20"/>
-                <w:szCs w:val="20"/>
-              </w:rPr>
-              <w:t>=</w:t>
-            </w:r>
-            <w:r>
-              <w:rPr>
-                <w:rFonts w:ascii="Consolas" w:hAnsi="Consolas"/>
-                <w:color w:val="000000"/>
-                <w:sz w:val="20"/>
-                <w:szCs w:val="20"/>
-              </w:rPr>
-              <w:t xml:space="preserve"> train_test_split(</w:t>
-            </w:r>
-          </w:p>
-          <w:p>
-            <w:pPr>
-              <w:rPr>
-                <w:rFonts w:ascii="Consolas" w:hAnsi="Consolas"/>
-                <w:color w:val="000000"/>
-                <w:sz w:val="20"/>
-                <w:szCs w:val="20"/>
-              </w:rPr>
-            </w:pPr>
-            <w:r>
-              <w:rPr>
-                <w:rFonts w:ascii="Consolas" w:hAnsi="Consolas"/>
-                <w:color w:val="000000"/>
-                <w:sz w:val="20"/>
-                <w:szCs w:val="20"/>
-              </w:rPr>
-              <w:t xml:space="preserve">    temp_df_split,</w:t>
-            </w:r>
-          </w:p>
-          <w:p>
-            <w:pPr>
-              <w:rPr>
-                <w:rFonts w:ascii="Consolas" w:hAnsi="Consolas"/>
-                <w:color w:val="000000"/>
-                <w:sz w:val="20"/>
-                <w:szCs w:val="20"/>
-              </w:rPr>
-            </w:pPr>
-            <w:r>
-              <w:rPr>
-                <w:rFonts w:ascii="Consolas" w:hAnsi="Consolas"/>
-                <w:color w:val="000000"/>
-                <w:sz w:val="20"/>
-                <w:szCs w:val="20"/>
-              </w:rPr>
-              <w:t xml:space="preserve">    test_size</w:t>
-            </w:r>
-            <w:r>
-              <w:rPr>
-                <w:rFonts w:ascii="Consolas" w:hAnsi="Consolas"/>
-                <w:b/>
-                <w:bCs/>
-                <w:color w:val="000000"/>
-                <w:sz w:val="20"/>
-                <w:szCs w:val="20"/>
-              </w:rPr>
-              <w:t>=</w:t>
-            </w:r>
-            <w:r>
-              <w:rPr>
-                <w:rFonts w:ascii="Consolas" w:hAnsi="Consolas"/>
-                <w:color w:val="000000"/>
-                <w:sz w:val="20"/>
-                <w:szCs w:val="20"/>
-              </w:rPr>
-              <w:t>0.50,</w:t>
-            </w:r>
-          </w:p>
-          <w:p>
-            <w:pPr>
-              <w:rPr>
-                <w:rFonts w:ascii="Consolas" w:hAnsi="Consolas"/>
-                <w:color w:val="000000"/>
-                <w:sz w:val="20"/>
-                <w:szCs w:val="20"/>
-              </w:rPr>
-            </w:pPr>
-            <w:r>
-              <w:rPr>
-                <w:rFonts w:ascii="Consolas" w:hAnsi="Consolas"/>
-                <w:color w:val="000000"/>
-                <w:sz w:val="20"/>
-                <w:szCs w:val="20"/>
-              </w:rPr>
-              <w:t xml:space="preserve">    stratify</w:t>
-            </w:r>
-            <w:r>
-              <w:rPr>
-                <w:rFonts w:ascii="Consolas" w:hAnsi="Consolas"/>
-                <w:b/>
-                <w:bCs/>
-                <w:color w:val="000000"/>
-                <w:sz w:val="20"/>
-                <w:szCs w:val="20"/>
-              </w:rPr>
-              <w:t>=</w:t>
-            </w:r>
-            <w:r>
-              <w:rPr>
-                <w:rFonts w:ascii="Consolas" w:hAnsi="Consolas"/>
-                <w:color w:val="000000"/>
-                <w:sz w:val="20"/>
-                <w:szCs w:val="20"/>
-              </w:rPr>
-              <w:t>temp_df_split["label"],</w:t>
-            </w:r>
-          </w:p>
-          <w:p>
-            <w:pPr>
-              <w:rPr>
-                <w:rFonts w:ascii="Consolas" w:hAnsi="Consolas"/>
-                <w:color w:val="000000"/>
-                <w:sz w:val="20"/>
-                <w:szCs w:val="20"/>
-              </w:rPr>
-            </w:pPr>
-            <w:r>
-              <w:rPr>
-                <w:rFonts w:ascii="Consolas" w:hAnsi="Consolas"/>
-                <w:color w:val="000000"/>
-                <w:sz w:val="20"/>
-                <w:szCs w:val="20"/>
-              </w:rPr>
-              <w:t xml:space="preserve">    random_state</w:t>
-            </w:r>
-            <w:r>
-              <w:rPr>
-                <w:rFonts w:ascii="Consolas" w:hAnsi="Consolas"/>
-                <w:b/>
-                <w:bCs/>
-                <w:color w:val="000000"/>
-                <w:sz w:val="20"/>
-                <w:szCs w:val="20"/>
-              </w:rPr>
-              <w:t>=</w:t>
-            </w:r>
-            <w:r>
-              <w:rPr>
-                <w:rFonts w:ascii="Consolas" w:hAnsi="Consolas"/>
-                <w:color w:val="000000"/>
-                <w:sz w:val="20"/>
-                <w:szCs w:val="20"/>
-              </w:rPr>
-              <w:t>SEED)</w:t>
-            </w:r>
-          </w:p>
-          <w:p>
-            <w:pPr>
-              <w:keepNext/>
-              <w:rPr>
-                <w:rFonts w:ascii="Aptos" w:hAnsi="Aptos"/>
-                <w:color w:val="000000"/>
-              </w:rPr>
-            </w:pPr>
+              <w:t xml:space="preserve"> </w:t>
+            </w:r>
           </w:p>
         </w:tc>
       </w:tr>
@@ -5552,9 +4161,8 @@
         <w:spacing w:before="240"/>
         <w:jc w:val="center"/>
       </w:pPr>
-      <w:bookmarkStart w:id="13" w:name="_Ref228024429"/>
-      <w:bookmarkStart w:id="14" w:name="_Ref227504425"/>
-      <w:bookmarkStart w:id="15" w:name="_Toc228131955"/>
+      <w:bookmarkStart w:id="12" w:name="_Toc244428091"/>
+      <w:bookmarkStart w:id="13" w:name="_Ref244437932"/>
       <w:r>
         <w:t xml:space="preserve">Listing </w:t>
       </w:r>
@@ -5568,41 +4176,17 @@
       </w:fldSimple>
       <w:bookmarkEnd w:id="13"/>
       <w:r>
-        <w:t xml:space="preserve">: </w:t>
-      </w:r>
-      <w:r>
-        <w:t>F</w:t>
-      </w:r>
-      <w:r>
-        <w:t>unctions used to</w:t>
-      </w:r>
-      <w:r>
-        <w:t xml:space="preserve"> split</w:t>
-      </w:r>
-      <w:r>
-        <w:t xml:space="preserve"> the dataset</w:t>
-      </w:r>
-      <w:r>
-        <w:t xml:space="preserve"> </w:t>
-      </w:r>
-      <w:r>
-        <w:t xml:space="preserve">into train, validate and test </w:t>
-      </w:r>
-      <w:bookmarkEnd w:id="14"/>
-      <w:r>
-        <w:t>groups.</w:t>
-      </w:r>
-      <w:bookmarkEnd w:id="15"/>
+        <w:t>: Example image metadata</w:t>
+      </w:r>
     </w:p>
     <w:p>
       <w:pPr>
         <w:pStyle w:val="Heading2"/>
       </w:pPr>
-      <w:bookmarkStart w:id="16" w:name="_Toc228131925"/>
       <w:r>
         <w:t>Baseline model</w:t>
       </w:r>
-      <w:bookmarkEnd w:id="16"/>
+      <w:bookmarkEnd w:id="12"/>
     </w:p>
     <w:p>
       <w:pPr>
@@ -6476,11 +5060,10 @@
         <w:spacing w:before="240"/>
         <w:jc w:val="center"/>
       </w:pPr>
-      <w:bookmarkStart w:id="17" w:name="_Ref228024589"/>
-      <w:bookmarkStart w:id="18" w:name="_Ref227508294"/>
-      <w:bookmarkStart w:id="19" w:name="_Toc228131956"/>
-      <w:r>
-        <w:lastRenderedPageBreak/>
+      <w:bookmarkStart w:id="14" w:name="_Ref228024589"/>
+      <w:bookmarkStart w:id="15" w:name="_Ref227508294"/>
+      <w:bookmarkStart w:id="16" w:name="_Toc228131956"/>
+      <w:r>
         <w:t xml:space="preserve">Listing </w:t>
       </w:r>
       <w:fldSimple w:instr=" SEQ Listing \* ARABIC ">
@@ -6491,7 +5074,7 @@
           <w:t>2</w:t>
         </w:r>
       </w:fldSimple>
-      <w:bookmarkEnd w:id="17"/>
+      <w:bookmarkEnd w:id="14"/>
       <w:r>
         <w:t xml:space="preserve">: </w:t>
       </w:r>
@@ -6501,14 +5084,15 @@
       <w:r>
         <w:t xml:space="preserve"> model definition</w:t>
       </w:r>
-      <w:bookmarkEnd w:id="18"/>
+      <w:bookmarkEnd w:id="15"/>
       <w:r>
         <w:t>.</w:t>
       </w:r>
-      <w:bookmarkEnd w:id="19"/>
+      <w:bookmarkEnd w:id="16"/>
     </w:p>
     <w:p>
       <w:r>
+        <w:lastRenderedPageBreak/>
         <w:t>Amet stet eros ea velit rebum sed sit tempor. Clita dolor molestie ipsum aliquyam duo stet ut feugiat ipsum nam commodo adipiscing in lorem. Laoreet augue tempor. Nonumy nibh dolor kasd. Magna in sit lorem nonummy ut sed sadipscing ut dolor exerci voluptua sit imperdiet sadipscing clita te labore. At eu nostrud invidunt autem ut vero ut. No amet lorem sanctus sed gubergren elit dolor duo soluta ut ipsum amet sadipscing ea consetetur voluptua. Vulputate sit sadipscing praesent dolor mazim invidunt molestie hendrerit. Lorem justo et sea assum consetetur labore ipsum elitr et sit in. Zzril consetetur sea lorem ea. Nonumy vel sed qui at volutpat labore. Et dolor duis eirmod est ipsum dolore elitr eu tempor iriure feugait voluptua gubergren nulla invidunt.</w:t>
       </w:r>
     </w:p>
@@ -6536,7 +5120,7 @@
                     <pic:cNvPicPr/>
                   </pic:nvPicPr>
                   <pic:blipFill>
-                    <a:blip r:embed="rId10">
+                    <a:blip r:embed="rId11">
                       <a:extLst>
                         <a:ext uri="{28A0092B-C50C-407E-A947-70E740481C1C}">
                           <a14:useLocalDpi xmlns:a14="http://schemas.microsoft.com/office/drawing/2010/main" val="0"/>
@@ -6568,9 +5152,9 @@
         <w:pStyle w:val="Caption"/>
         <w:jc w:val="center"/>
       </w:pPr>
-      <w:bookmarkStart w:id="20" w:name="_Ref228024608"/>
-      <w:bookmarkStart w:id="21" w:name="_Ref227508645"/>
-      <w:bookmarkStart w:id="22" w:name="_Toc228131950"/>
+      <w:bookmarkStart w:id="17" w:name="_Ref228024608"/>
+      <w:bookmarkStart w:id="18" w:name="_Ref227508645"/>
+      <w:bookmarkStart w:id="19" w:name="_Toc228131950"/>
       <w:r>
         <w:t xml:space="preserve">Figure </w:t>
       </w:r>
@@ -6579,18 +5163,18 @@
           <w:rPr>
             <w:noProof/>
           </w:rPr>
-          <w:t>2</w:t>
+          <w:t>3</w:t>
         </w:r>
       </w:fldSimple>
-      <w:bookmarkEnd w:id="20"/>
+      <w:bookmarkEnd w:id="17"/>
       <w:r>
         <w:t xml:space="preserve">: Model training accuracy and </w:t>
       </w:r>
-      <w:bookmarkEnd w:id="21"/>
+      <w:bookmarkEnd w:id="18"/>
       <w:r>
         <w:t>loss.</w:t>
       </w:r>
-      <w:bookmarkEnd w:id="22"/>
+      <w:bookmarkEnd w:id="19"/>
     </w:p>
     <w:p/>
     <w:p>
@@ -6855,7 +5439,6 @@
               <w:jc w:val="right"/>
             </w:pPr>
             <w:r>
-              <w:lastRenderedPageBreak/>
               <w:t>CGM</w:t>
             </w:r>
           </w:p>
@@ -7010,6 +5593,7 @@
               <w:jc w:val="right"/>
             </w:pPr>
             <w:r>
+              <w:lastRenderedPageBreak/>
               <w:t>Healthy</w:t>
             </w:r>
           </w:p>
@@ -7362,9 +5946,9 @@
         <w:spacing w:before="240"/>
         <w:jc w:val="center"/>
       </w:pPr>
-      <w:bookmarkStart w:id="23" w:name="_Ref228024623"/>
-      <w:bookmarkStart w:id="24" w:name="_Ref227509942"/>
-      <w:bookmarkStart w:id="25" w:name="_Toc228131953"/>
+      <w:bookmarkStart w:id="20" w:name="_Ref228024623"/>
+      <w:bookmarkStart w:id="21" w:name="_Ref227509942"/>
+      <w:bookmarkStart w:id="22" w:name="_Toc228131953"/>
       <w:r>
         <w:t xml:space="preserve">Table </w:t>
       </w:r>
@@ -7376,12 +5960,12 @@
           <w:t>2</w:t>
         </w:r>
       </w:fldSimple>
-      <w:bookmarkEnd w:id="23"/>
+      <w:bookmarkEnd w:id="20"/>
       <w:r>
         <w:t>: Classification report</w:t>
       </w:r>
-      <w:bookmarkEnd w:id="24"/>
-      <w:bookmarkEnd w:id="25"/>
+      <w:bookmarkEnd w:id="21"/>
+      <w:bookmarkEnd w:id="22"/>
     </w:p>
     <w:p/>
     <w:p>
@@ -7390,11 +5974,7 @@
         <w:jc w:val="center"/>
       </w:pPr>
       <w:r>
-        <w:t xml:space="preserve">Amet stet eros ea velit rebum sed sit tempor. Clita dolor molestie ipsum aliquyam duo stet ut feugiat ipsum nam commodo adipiscing in lorem. Laoreet augue tempor. Nonumy nibh dolor kasd. Magna in sit lorem nonummy ut sed sadipscing ut dolor exerci voluptua sit imperdiet sadipscing clita te labore. At eu nostrud invidunt autem ut vero ut. No amet lorem sanctus sed gubergren elit dolor duo soluta ut ipsum amet sadipscing ea consetetur voluptua. Vulputate sit sadipscing praesent dolor mazim invidunt molestie hendrerit. Lorem justo et sea assum consetetur labore ipsum elitr et sit in. Zzril consetetur sea lorem ea. Nonumy vel sed qui at volutpat labore. Et dolor duis </w:t>
-      </w:r>
-      <w:r>
-        <w:lastRenderedPageBreak/>
-        <w:t>eirmod est ipsum dolore elitr eu tempor iriure feugait voluptua gubergren nulla invidunt.</w:t>
+        <w:t>Amet stet eros ea velit rebum sed sit tempor. Clita dolor molestie ipsum aliquyam duo stet ut feugiat ipsum nam commodo adipiscing in lorem. Laoreet augue tempor. Nonumy nibh dolor kasd. Magna in sit lorem nonummy ut sed sadipscing ut dolor exerci voluptua sit imperdiet sadipscing clita te labore. At eu nostrud invidunt autem ut vero ut. No amet lorem sanctus sed gubergren elit dolor duo soluta ut ipsum amet sadipscing ea consetetur voluptua. Vulputate sit sadipscing praesent dolor mazim invidunt molestie hendrerit. Lorem justo et sea assum consetetur labore ipsum elitr et sit in. Zzril consetetur sea lorem ea. Nonumy vel sed qui at volutpat labore. Et dolor duis eirmod est ipsum dolore elitr eu tempor iriure feugait voluptua gubergren nulla invidunt.</w:t>
       </w:r>
       <w:r>
         <w:rPr>
@@ -7416,7 +5996,7 @@
                     <pic:cNvPicPr/>
                   </pic:nvPicPr>
                   <pic:blipFill>
-                    <a:blip r:embed="rId11">
+                    <a:blip r:embed="rId12">
                       <a:extLst>
                         <a:ext uri="{28A0092B-C50C-407E-A947-70E740481C1C}">
                           <a14:useLocalDpi xmlns:a14="http://schemas.microsoft.com/office/drawing/2010/main" val="0"/>
@@ -7448,9 +6028,9 @@
         <w:pStyle w:val="Caption"/>
         <w:jc w:val="center"/>
       </w:pPr>
-      <w:bookmarkStart w:id="26" w:name="_Ref228024649"/>
-      <w:bookmarkStart w:id="27" w:name="_Ref227519047"/>
-      <w:bookmarkStart w:id="28" w:name="_Toc228131951"/>
+      <w:bookmarkStart w:id="23" w:name="_Ref228024649"/>
+      <w:bookmarkStart w:id="24" w:name="_Ref227519047"/>
+      <w:bookmarkStart w:id="25" w:name="_Toc228131951"/>
       <w:r>
         <w:t xml:space="preserve">Figure </w:t>
       </w:r>
@@ -7459,71 +6039,68 @@
           <w:rPr>
             <w:noProof/>
           </w:rPr>
-          <w:t>3</w:t>
+          <w:t>4</w:t>
         </w:r>
       </w:fldSimple>
+      <w:bookmarkEnd w:id="23"/>
+      <w:r>
+        <w:t>: Confusion matrix</w:t>
+      </w:r>
+      <w:bookmarkEnd w:id="24"/>
+      <w:r>
+        <w:t>.</w:t>
+      </w:r>
+      <w:bookmarkEnd w:id="25"/>
+    </w:p>
+    <w:p>
+      <w:pPr>
+        <w:pStyle w:val="Heading2"/>
+      </w:pPr>
+      <w:bookmarkStart w:id="26" w:name="_Ref227744177"/>
+      <w:bookmarkStart w:id="27" w:name="_Toc244428092"/>
+      <w:r>
+        <w:lastRenderedPageBreak/>
+        <w:t>Optimi</w:t>
+      </w:r>
+      <w:r>
+        <w:t>s</w:t>
+      </w:r>
+      <w:r>
+        <w:t>ation</w:t>
+      </w:r>
       <w:bookmarkEnd w:id="26"/>
-      <w:r>
-        <w:t>: Confusion matrix</w:t>
-      </w:r>
       <w:bookmarkEnd w:id="27"/>
-      <w:r>
-        <w:t>.</w:t>
+    </w:p>
+    <w:p>
+      <w:r>
+        <w:t>Amet stet eros ea velit rebum sed sit tempor. Clita dolor molestie ipsum aliquyam duo stet ut feugiat ipsum nam commodo adipiscing in lorem. Laoreet augue tempor. Nonumy nibh dolor kasd. Magna in sit lorem nonummy ut sed sadipscing ut dolor exerci voluptua sit imperdiet sadipscing clita te labore. At eu nostrud invidunt autem ut vero ut. No amet lorem sanctus sed gubergren elit dolor duo soluta ut ipsum amet sadipscing ea consetetur voluptua. Vulputate sit sadipscing praesent dolor mazim invidunt molestie hendrerit. Lorem justo et sea assum consetetur labore ipsum elitr et sit in. Zzril consetetur sea lorem ea. Nonumy vel sed qui at volutpat labore. Et dolor duis eirmod est ipsum dolore elitr eu tempor iriure feugait voluptua gubergren nulla invidunt.</w:t>
+      </w:r>
+    </w:p>
+    <w:p>
+      <w:pPr>
+        <w:pStyle w:val="Heading2"/>
+      </w:pPr>
+      <w:bookmarkStart w:id="28" w:name="_Toc244428093"/>
+      <w:r>
+        <w:t xml:space="preserve">Deployment and </w:t>
+      </w:r>
+      <w:r>
+        <w:t xml:space="preserve">Evaluation on </w:t>
+      </w:r>
+      <w:r>
+        <w:t>T</w:t>
+      </w:r>
+      <w:r>
+        <w:t>arget</w:t>
       </w:r>
       <w:bookmarkEnd w:id="28"/>
     </w:p>
     <w:p>
       <w:pPr>
-        <w:pStyle w:val="Heading2"/>
-      </w:pPr>
-      <w:bookmarkStart w:id="29" w:name="_Ref227744177"/>
-      <w:bookmarkStart w:id="30" w:name="_Toc228131926"/>
-      <w:r>
-        <w:t>Optimi</w:t>
-      </w:r>
-      <w:r>
-        <w:t>s</w:t>
-      </w:r>
-      <w:r>
-        <w:t>ation</w:t>
-      </w:r>
-      <w:bookmarkEnd w:id="29"/>
-      <w:bookmarkEnd w:id="30"/>
-    </w:p>
-    <w:p>
+        <w:spacing w:after="0"/>
+      </w:pPr>
       <w:r>
         <w:t>Amet stet eros ea velit rebum sed sit tempor. Clita dolor molestie ipsum aliquyam duo stet ut feugiat ipsum nam commodo adipiscing in lorem. Laoreet augue tempor. Nonumy nibh dolor kasd. Magna in sit lorem nonummy ut sed sadipscing ut dolor exerci voluptua sit imperdiet sadipscing clita te labore. At eu nostrud invidunt autem ut vero ut. No amet lorem sanctus sed gubergren elit dolor duo soluta ut ipsum amet sadipscing ea consetetur voluptua. Vulputate sit sadipscing praesent dolor mazim invidunt molestie hendrerit. Lorem justo et sea assum consetetur labore ipsum elitr et sit in. Zzril consetetur sea lorem ea. Nonumy vel sed qui at volutpat labore. Et dolor duis eirmod est ipsum dolore elitr eu tempor iriure feugait voluptua gubergren nulla invidunt.</w:t>
-      </w:r>
-    </w:p>
-    <w:p>
-      <w:pPr>
-        <w:pStyle w:val="Heading2"/>
-      </w:pPr>
-      <w:bookmarkStart w:id="31" w:name="_Toc228131927"/>
-      <w:r>
-        <w:t xml:space="preserve">Deployment and </w:t>
-      </w:r>
-      <w:r>
-        <w:t xml:space="preserve">Evaluation on </w:t>
-      </w:r>
-      <w:r>
-        <w:t>T</w:t>
-      </w:r>
-      <w:r>
-        <w:t>arget</w:t>
-      </w:r>
-      <w:bookmarkEnd w:id="31"/>
-    </w:p>
-    <w:p>
-      <w:pPr>
-        <w:spacing w:after="0"/>
-      </w:pPr>
-      <w:r>
-        <w:t xml:space="preserve">Amet stet eros ea velit rebum sed sit tempor. Clita dolor molestie ipsum aliquyam duo stet ut feugiat ipsum nam commodo adipiscing in lorem. Laoreet augue tempor. Nonumy nibh dolor kasd. Magna in sit lorem nonummy ut sed sadipscing ut dolor exerci voluptua sit imperdiet sadipscing clita te labore. At eu nostrud invidunt autem ut vero </w:t>
-      </w:r>
-      <w:r>
-        <w:lastRenderedPageBreak/>
-        <w:t>ut. No amet lorem sanctus sed gubergren elit dolor duo soluta ut ipsum amet sadipscing ea consetetur voluptua. Vulputate sit sadipscing praesent dolor mazim invidunt molestie hendrerit. Lorem justo et sea assum consetetur labore ipsum elitr et sit in. Zzril consetetur sea lorem ea. Nonumy vel sed qui at volutpat labore. Et dolor duis eirmod est ipsum dolore elitr eu tempor iriure feugait voluptua gubergren nulla invidunt.</w:t>
       </w:r>
     </w:p>
     <w:p>
@@ -8243,9 +6820,9 @@
         <w:spacing w:before="240"/>
         <w:jc w:val="center"/>
       </w:pPr>
-      <w:bookmarkStart w:id="32" w:name="_Ref228025112"/>
-      <w:bookmarkStart w:id="33" w:name="_Ref227838746"/>
-      <w:bookmarkStart w:id="34" w:name="_Toc228131954"/>
+      <w:bookmarkStart w:id="29" w:name="_Ref228025112"/>
+      <w:bookmarkStart w:id="30" w:name="_Ref227838746"/>
+      <w:bookmarkStart w:id="31" w:name="_Toc228131954"/>
       <w:r>
         <w:t xml:space="preserve">Table </w:t>
       </w:r>
@@ -8257,12 +6834,12 @@
           <w:t>3</w:t>
         </w:r>
       </w:fldSimple>
-      <w:bookmarkEnd w:id="32"/>
+      <w:bookmarkEnd w:id="29"/>
       <w:r>
         <w:t>: Evaluation for on target board</w:t>
       </w:r>
-      <w:bookmarkEnd w:id="33"/>
-      <w:bookmarkEnd w:id="34"/>
+      <w:bookmarkEnd w:id="30"/>
+      <w:bookmarkEnd w:id="31"/>
     </w:p>
     <w:p>
       <w:pPr>
@@ -8273,29 +6850,33 @@
       <w:pPr>
         <w:pStyle w:val="Heading2"/>
       </w:pPr>
-      <w:bookmarkStart w:id="35" w:name="_Toc228131928"/>
+      <w:bookmarkStart w:id="32" w:name="_Toc244428094"/>
       <w:r>
         <w:t>Cloud integration</w:t>
       </w:r>
       <w:r>
         <w:t xml:space="preserve"> and local PC terminal</w:t>
       </w:r>
-      <w:bookmarkEnd w:id="35"/>
+      <w:bookmarkEnd w:id="32"/>
     </w:p>
     <w:p>
       <w:r>
-        <w:t>Amet stet eros ea velit rebum sed sit tempor. Clita dolor molestie ipsum aliquyam duo stet ut feugiat ipsum nam commodo adipiscing in lorem. Laoreet augue tempor. Nonumy nibh dolor kasd. Magna in sit lorem nonummy ut sed sadipscing ut dolor exerci voluptua sit imperdiet sadipscing clita te labore. At eu nostrud invidunt autem ut vero ut. No amet lorem sanctus sed gubergren elit dolor duo soluta ut ipsum amet sadipscing ea consetetur voluptua. Vulputate sit sadipscing praesent dolor mazim invidunt molestie hendrerit. Lorem justo et sea assum consetetur labore ipsum elitr et sit in. Zzril consetetur sea lorem ea. Nonumy vel sed qui at volutpat labore. Et dolor duis eirmod est ipsum dolore elitr eu tempor iriure feugait voluptua gubergren nulla invidunt.</w:t>
+        <w:t xml:space="preserve">Amet stet eros ea velit rebum sed sit tempor. Clita dolor molestie ipsum aliquyam duo stet ut feugiat ipsum nam commodo adipiscing in lorem. Laoreet augue tempor. Nonumy nibh dolor kasd. Magna in sit lorem nonummy ut sed sadipscing ut dolor exerci voluptua sit imperdiet sadipscing clita te labore. At eu nostrud invidunt autem ut vero </w:t>
+      </w:r>
+      <w:r>
+        <w:lastRenderedPageBreak/>
+        <w:t>ut. No amet lorem sanctus sed gubergren elit dolor duo soluta ut ipsum amet sadipscing ea consetetur voluptua. Vulputate sit sadipscing praesent dolor mazim invidunt molestie hendrerit. Lorem justo et sea assum consetetur labore ipsum elitr et sit in. Zzril consetetur sea lorem ea. Nonumy vel sed qui at volutpat labore. Et dolor duis eirmod est ipsum dolore elitr eu tempor iriure feugait voluptua gubergren nulla invidunt.</w:t>
       </w:r>
     </w:p>
     <w:p>
       <w:pPr>
         <w:pStyle w:val="Heading1"/>
       </w:pPr>
-      <w:bookmarkStart w:id="36" w:name="_Toc228131929"/>
+      <w:bookmarkStart w:id="33" w:name="_Toc244428095"/>
       <w:r>
         <w:t>Critical Evaluation</w:t>
       </w:r>
-      <w:bookmarkEnd w:id="36"/>
+      <w:bookmarkEnd w:id="33"/>
     </w:p>
     <w:p>
       <w:r>
@@ -8306,12 +6887,11 @@
       <w:pPr>
         <w:pStyle w:val="Heading1"/>
       </w:pPr>
-      <w:bookmarkStart w:id="37" w:name="_Toc228131938"/>
-      <w:r>
-        <w:lastRenderedPageBreak/>
+      <w:bookmarkStart w:id="34" w:name="_Toc244428096"/>
+      <w:r>
         <w:t>Conclusion</w:t>
       </w:r>
-      <w:bookmarkEnd w:id="37"/>
+      <w:bookmarkEnd w:id="34"/>
     </w:p>
     <w:p>
       <w:r>
@@ -8347,12 +6927,12 @@
           <w:numId w:val="0"/>
         </w:numPr>
       </w:pPr>
-      <w:bookmarkStart w:id="38" w:name="_Toc228131939"/>
+      <w:bookmarkStart w:id="35" w:name="_Toc244428097"/>
       <w:r>
         <w:lastRenderedPageBreak/>
         <w:t>References</w:t>
       </w:r>
-      <w:bookmarkEnd w:id="38"/>
+      <w:bookmarkEnd w:id="35"/>
     </w:p>
     <w:sdt>
       <w:sdtPr>
@@ -8361,7 +6941,7 @@
           <w:lang w:eastAsia="en-GB"/>
         </w:rPr>
         <w:tag w:val="rw.bWnCOutputStyleIdiblio"/>
-        <w:id w:val="-1284186530"/>
+        <w:id w:val="-563026685"/>
         <w:placeholder>
           <w:docPart w:val="DefaultPlaceholder_-1854013440"/>
         </w:placeholder>
@@ -8401,7 +6981,7 @@
             </w:rPr>
             <w:t>[on-line] Available at: &lt;</w:t>
           </w:r>
-          <w:hyperlink r:id="rId12" w:history="1">
+          <w:hyperlink r:id="rId13" w:history="1">
             <w:r>
               <w:rPr>
                 <w:rStyle w:val="Hyperlink"/>
@@ -8426,6 +7006,7 @@
             <w:spacing w:after="0" w:line="240" w:lineRule="auto"/>
             <w:rPr>
               <w:rFonts w:ascii="Times New Roman" w:hAnsi="Times New Roman" w:cs="Times New Roman"/>
+              <w:noProof/>
               <w:lang w:eastAsia="en-GB"/>
             </w:rPr>
           </w:pPr>
@@ -8454,7 +7035,7 @@
             </w:rPr>
             <w:t>[on-line] Available at: &lt;</w:t>
           </w:r>
-          <w:hyperlink r:id="rId13" w:history="1">
+          <w:hyperlink r:id="rId14" w:history="1">
             <w:r>
               <w:rPr>
                 <w:rStyle w:val="Hyperlink"/>
@@ -8474,6 +7055,59 @@
             <w:t>&gt; [Accessed: 27.10.2026].</w:t>
           </w:r>
         </w:p>
+        <w:p>
+          <w:pPr>
+            <w:spacing w:after="0" w:line="240" w:lineRule="auto"/>
+            <w:rPr>
+              <w:rFonts w:ascii="Times New Roman" w:hAnsi="Times New Roman" w:cs="Times New Roman"/>
+              <w:lang w:eastAsia="en-GB"/>
+            </w:rPr>
+          </w:pPr>
+          <w:r>
+            <w:rPr>
+              <w:rFonts w:ascii="Times New Roman" w:hAnsi="Times New Roman" w:cs="Times New Roman"/>
+              <w:noProof/>
+              <w:lang w:eastAsia="en-GB"/>
+            </w:rPr>
+            <w:t xml:space="preserve">Mohanty, S.P., Hughes, D.P. and Salathé, M., 2016. Using Deep Learning for Image-Based Plant Disease Detection. </w:t>
+          </w:r>
+          <w:r>
+            <w:rPr>
+              <w:rFonts w:ascii="Times New Roman" w:hAnsi="Times New Roman" w:cs="Times New Roman"/>
+              <w:i/>
+              <w:noProof/>
+              <w:lang w:eastAsia="en-GB"/>
+            </w:rPr>
+            <w:t xml:space="preserve">Frontiers in Plant Science, </w:t>
+          </w:r>
+          <w:r>
+            <w:rPr>
+              <w:rFonts w:ascii="Times New Roman" w:hAnsi="Times New Roman" w:cs="Times New Roman"/>
+              <w:noProof/>
+              <w:lang w:eastAsia="en-GB"/>
+            </w:rPr>
+            <w:t>[e-journal] olume 7 - 2016 &lt;</w:t>
+          </w:r>
+          <w:hyperlink r:id="rId15" w:history="1">
+            <w:r>
+              <w:rPr>
+                <w:rStyle w:val="Hyperlink"/>
+                <w:rFonts w:ascii="Times New Roman" w:hAnsi="Times New Roman" w:cs="Times New Roman"/>
+                <w:noProof/>
+                <w:lang w:eastAsia="en-GB"/>
+              </w:rPr>
+              <w:t>https://www.frontiersin.org/journals/plant-science/articles/10.3389/fpls.2016.01419</w:t>
+            </w:r>
+          </w:hyperlink>
+          <w:r>
+            <w:rPr>
+              <w:rFonts w:ascii="Times New Roman" w:hAnsi="Times New Roman" w:cs="Times New Roman"/>
+              <w:noProof/>
+              <w:lang w:eastAsia="en-GB"/>
+            </w:rPr>
+            <w:t>&gt;.</w:t>
+          </w:r>
+        </w:p>
       </w:sdtContent>
     </w:sdt>
     <w:p>
@@ -8497,7 +7131,7 @@
           <w:numId w:val="0"/>
         </w:numPr>
       </w:pPr>
-      <w:bookmarkStart w:id="39" w:name="_Toc228131940"/>
+      <w:bookmarkStart w:id="36" w:name="_Toc244428098"/>
       <w:r>
         <w:lastRenderedPageBreak/>
         <w:t>Appendi</w:t>
@@ -8505,7 +7139,7 @@
       <w:r>
         <w:t>ces</w:t>
       </w:r>
-      <w:bookmarkEnd w:id="39"/>
+      <w:bookmarkEnd w:id="36"/>
     </w:p>
     <w:p>
       <w:pPr>
@@ -8515,9 +7149,9 @@
           <w:numId w:val="0"/>
         </w:numPr>
       </w:pPr>
-      <w:bookmarkStart w:id="40" w:name="_Ref215926428"/>
-      <w:bookmarkStart w:id="41" w:name="_Ref227921007"/>
-      <w:bookmarkStart w:id="42" w:name="_Toc228131941"/>
+      <w:bookmarkStart w:id="37" w:name="_Ref215926428"/>
+      <w:bookmarkStart w:id="38" w:name="_Ref227921007"/>
+      <w:bookmarkStart w:id="39" w:name="_Toc244428099"/>
       <w:r>
         <w:t>Ap</w:t>
       </w:r>
@@ -8527,12 +7161,12 @@
       <w:r>
         <w:t xml:space="preserve">endix </w:t>
       </w:r>
-      <w:bookmarkEnd w:id="40"/>
+      <w:bookmarkEnd w:id="37"/>
       <w:r>
         <w:t>A</w:t>
       </w:r>
-      <w:bookmarkEnd w:id="41"/>
-      <w:bookmarkEnd w:id="42"/>
+      <w:bookmarkEnd w:id="38"/>
+      <w:bookmarkEnd w:id="39"/>
     </w:p>
     <w:p>
       <w:r>
@@ -8561,19 +7195,19 @@
           <w:numId w:val="0"/>
         </w:numPr>
       </w:pPr>
-      <w:bookmarkStart w:id="43" w:name="_Ref227768732"/>
-      <w:bookmarkStart w:id="44" w:name="_Ref227921194"/>
-      <w:bookmarkStart w:id="45" w:name="_Toc228131942"/>
+      <w:bookmarkStart w:id="40" w:name="_Ref227768732"/>
+      <w:bookmarkStart w:id="41" w:name="_Ref227921194"/>
+      <w:bookmarkStart w:id="42" w:name="_Toc244428100"/>
       <w:r>
         <w:lastRenderedPageBreak/>
         <w:t xml:space="preserve">Appendix </w:t>
       </w:r>
-      <w:bookmarkEnd w:id="43"/>
+      <w:bookmarkEnd w:id="40"/>
       <w:r>
         <w:t>B</w:t>
       </w:r>
-      <w:bookmarkEnd w:id="44"/>
-      <w:bookmarkEnd w:id="45"/>
+      <w:bookmarkEnd w:id="41"/>
+      <w:bookmarkEnd w:id="42"/>
     </w:p>
     <w:p>
       <w:r>
@@ -8598,22 +7232,22 @@
         </w:numPr>
         <w:ind w:left="576" w:hanging="576"/>
       </w:pPr>
-      <w:bookmarkStart w:id="46" w:name="_Ref227769221"/>
+      <w:bookmarkStart w:id="43" w:name="_Ref227769221"/>
       <w:r>
         <w:lastRenderedPageBreak/>
         <w:t xml:space="preserve"> </w:t>
       </w:r>
-      <w:bookmarkStart w:id="47" w:name="_Ref227921429"/>
-      <w:bookmarkStart w:id="48" w:name="_Toc228131943"/>
+      <w:bookmarkStart w:id="44" w:name="_Ref227921429"/>
+      <w:bookmarkStart w:id="45" w:name="_Toc244428101"/>
       <w:r>
         <w:t xml:space="preserve">Appendix </w:t>
       </w:r>
-      <w:bookmarkEnd w:id="46"/>
+      <w:bookmarkEnd w:id="43"/>
       <w:r>
         <w:t>C</w:t>
       </w:r>
-      <w:bookmarkEnd w:id="47"/>
-      <w:bookmarkEnd w:id="48"/>
+      <w:bookmarkEnd w:id="44"/>
+      <w:bookmarkEnd w:id="45"/>
     </w:p>
     <w:p>
       <w:r>
@@ -8634,19 +7268,19 @@
         </w:numPr>
         <w:ind w:left="576" w:hanging="576"/>
       </w:pPr>
-      <w:bookmarkStart w:id="49" w:name="_Ref227769688"/>
-      <w:bookmarkStart w:id="50" w:name="_Ref227921611"/>
-      <w:bookmarkStart w:id="51" w:name="_Toc228131944"/>
+      <w:bookmarkStart w:id="46" w:name="_Ref227769688"/>
+      <w:bookmarkStart w:id="47" w:name="_Ref227921611"/>
+      <w:bookmarkStart w:id="48" w:name="_Toc244428102"/>
       <w:r>
         <w:lastRenderedPageBreak/>
         <w:t xml:space="preserve">Appendix </w:t>
       </w:r>
-      <w:bookmarkEnd w:id="49"/>
+      <w:bookmarkEnd w:id="46"/>
       <w:r>
         <w:t>D</w:t>
       </w:r>
-      <w:bookmarkEnd w:id="50"/>
-      <w:bookmarkEnd w:id="51"/>
+      <w:bookmarkEnd w:id="47"/>
+      <w:bookmarkEnd w:id="48"/>
     </w:p>
     <w:p>
       <w:r>
@@ -8689,19 +7323,19 @@
         </w:numPr>
         <w:ind w:left="576" w:hanging="576"/>
       </w:pPr>
-      <w:bookmarkStart w:id="52" w:name="_Ref227770342"/>
-      <w:bookmarkStart w:id="53" w:name="_Ref227921646"/>
-      <w:bookmarkStart w:id="54" w:name="_Toc228131945"/>
+      <w:bookmarkStart w:id="49" w:name="_Ref227770342"/>
+      <w:bookmarkStart w:id="50" w:name="_Ref227921646"/>
+      <w:bookmarkStart w:id="51" w:name="_Toc244428103"/>
       <w:r>
         <w:lastRenderedPageBreak/>
         <w:t xml:space="preserve">Appendix </w:t>
       </w:r>
-      <w:bookmarkEnd w:id="52"/>
+      <w:bookmarkEnd w:id="49"/>
       <w:r>
         <w:t>E</w:t>
       </w:r>
-      <w:bookmarkEnd w:id="53"/>
-      <w:bookmarkEnd w:id="54"/>
+      <w:bookmarkEnd w:id="50"/>
+      <w:bookmarkEnd w:id="51"/>
     </w:p>
     <w:p>
       <w:r>
@@ -8724,7 +7358,7 @@
           <w:szCs w:val="32"/>
         </w:rPr>
       </w:pPr>
-      <w:bookmarkStart w:id="55" w:name="_Ref227840290"/>
+      <w:bookmarkStart w:id="52" w:name="_Ref227840290"/>
       <w:r>
         <w:br w:type="page"/>
       </w:r>
@@ -8738,18 +7372,18 @@
         </w:numPr>
         <w:ind w:left="576" w:hanging="576"/>
       </w:pPr>
-      <w:bookmarkStart w:id="56" w:name="_Ref227921674"/>
-      <w:bookmarkStart w:id="57" w:name="_Toc228131946"/>
+      <w:bookmarkStart w:id="53" w:name="_Ref227921674"/>
+      <w:bookmarkStart w:id="54" w:name="_Toc244428104"/>
       <w:r>
         <w:lastRenderedPageBreak/>
         <w:t xml:space="preserve">Appendix </w:t>
       </w:r>
-      <w:bookmarkEnd w:id="55"/>
+      <w:bookmarkEnd w:id="52"/>
       <w:r>
         <w:t>F</w:t>
       </w:r>
-      <w:bookmarkEnd w:id="56"/>
-      <w:bookmarkEnd w:id="57"/>
+      <w:bookmarkEnd w:id="53"/>
+      <w:bookmarkEnd w:id="54"/>
     </w:p>
     <w:p>
       <w:r>
@@ -8771,15 +7405,15 @@
         </w:numPr>
         <w:ind w:left="576" w:hanging="576"/>
       </w:pPr>
-      <w:bookmarkStart w:id="58" w:name="_Ref228127030"/>
-      <w:bookmarkStart w:id="59" w:name="_Toc228131947"/>
-      <w:bookmarkStart w:id="60" w:name="_Ref227924199"/>
+      <w:bookmarkStart w:id="55" w:name="_Ref228127030"/>
+      <w:bookmarkStart w:id="56" w:name="_Ref227924199"/>
+      <w:bookmarkStart w:id="57" w:name="_Toc244428105"/>
       <w:r>
         <w:lastRenderedPageBreak/>
         <w:t>Appendix G</w:t>
       </w:r>
-      <w:bookmarkEnd w:id="58"/>
-      <w:bookmarkEnd w:id="59"/>
+      <w:bookmarkEnd w:id="55"/>
+      <w:bookmarkEnd w:id="57"/>
     </w:p>
     <w:p>
       <w:r>
@@ -8803,18 +7437,18 @@
         </w:numPr>
         <w:ind w:left="576" w:hanging="576"/>
       </w:pPr>
-      <w:bookmarkStart w:id="61" w:name="_Ref228127015"/>
-      <w:bookmarkStart w:id="62" w:name="_Toc228131948"/>
+      <w:bookmarkStart w:id="58" w:name="_Ref228127015"/>
+      <w:bookmarkStart w:id="59" w:name="_Toc244428106"/>
       <w:r>
         <w:lastRenderedPageBreak/>
         <w:t xml:space="preserve">Appendix </w:t>
       </w:r>
-      <w:bookmarkEnd w:id="60"/>
+      <w:bookmarkEnd w:id="56"/>
       <w:r>
         <w:t>H</w:t>
       </w:r>
-      <w:bookmarkEnd w:id="61"/>
-      <w:bookmarkEnd w:id="62"/>
+      <w:bookmarkEnd w:id="58"/>
+      <w:bookmarkEnd w:id="59"/>
     </w:p>
     <w:p>
       <w:r>
@@ -8825,7 +7459,7 @@
       </w:r>
     </w:p>
     <w:sectPr>
-      <w:footerReference w:type="default" r:id="rId14"/>
+      <w:footerReference w:type="default" r:id="rId16"/>
       <w:pgSz w:w="11906" w:h="16838"/>
       <w:pgMar w:top="1440" w:right="1440" w:bottom="1440" w:left="1440" w:header="567" w:footer="567" w:gutter="0"/>
       <w:cols w:space="708"/>
@@ -9935,6 +8569,119 @@
     </w:lvl>
   </w:abstractNum>
   <w:abstractNum w:abstractNumId="9" w15:restartNumberingAfterBreak="0">
+    <w:nsid w:val="3599713C"/>
+    <w:multiLevelType w:val="hybridMultilevel"/>
+    <w:tmpl w:val="C8DE8EA6"/>
+    <w:lvl w:ilvl="0" w:tplc="08090001">
+      <w:start w:val="1"/>
+      <w:numFmt w:val="bullet"/>
+      <w:lvlText w:val=""/>
+      <w:lvlJc w:val="left"/>
+      <w:pPr>
+        <w:ind w:left="720" w:hanging="360"/>
+      </w:pPr>
+      <w:rPr>
+        <w:rFonts w:ascii="Symbol" w:hAnsi="Symbol" w:hint="default"/>
+      </w:rPr>
+    </w:lvl>
+    <w:lvl w:ilvl="1" w:tplc="08090003" w:tentative="1">
+      <w:start w:val="1"/>
+      <w:numFmt w:val="bullet"/>
+      <w:lvlText w:val="o"/>
+      <w:lvlJc w:val="left"/>
+      <w:pPr>
+        <w:ind w:left="1440" w:hanging="360"/>
+      </w:pPr>
+      <w:rPr>
+        <w:rFonts w:ascii="Courier New" w:hAnsi="Courier New" w:cs="Courier New" w:hint="default"/>
+      </w:rPr>
+    </w:lvl>
+    <w:lvl w:ilvl="2" w:tplc="08090005" w:tentative="1">
+      <w:start w:val="1"/>
+      <w:numFmt w:val="bullet"/>
+      <w:lvlText w:val=""/>
+      <w:lvlJc w:val="left"/>
+      <w:pPr>
+        <w:ind w:left="2160" w:hanging="360"/>
+      </w:pPr>
+      <w:rPr>
+        <w:rFonts w:ascii="Wingdings" w:hAnsi="Wingdings" w:hint="default"/>
+      </w:rPr>
+    </w:lvl>
+    <w:lvl w:ilvl="3" w:tplc="08090001" w:tentative="1">
+      <w:start w:val="1"/>
+      <w:numFmt w:val="bullet"/>
+      <w:lvlText w:val=""/>
+      <w:lvlJc w:val="left"/>
+      <w:pPr>
+        <w:ind w:left="2880" w:hanging="360"/>
+      </w:pPr>
+      <w:rPr>
+        <w:rFonts w:ascii="Symbol" w:hAnsi="Symbol" w:hint="default"/>
+      </w:rPr>
+    </w:lvl>
+    <w:lvl w:ilvl="4" w:tplc="08090003" w:tentative="1">
+      <w:start w:val="1"/>
+      <w:numFmt w:val="bullet"/>
+      <w:lvlText w:val="o"/>
+      <w:lvlJc w:val="left"/>
+      <w:pPr>
+        <w:ind w:left="3600" w:hanging="360"/>
+      </w:pPr>
+      <w:rPr>
+        <w:rFonts w:ascii="Courier New" w:hAnsi="Courier New" w:cs="Courier New" w:hint="default"/>
+      </w:rPr>
+    </w:lvl>
+    <w:lvl w:ilvl="5" w:tplc="08090005" w:tentative="1">
+      <w:start w:val="1"/>
+      <w:numFmt w:val="bullet"/>
+      <w:lvlText w:val=""/>
+      <w:lvlJc w:val="left"/>
+      <w:pPr>
+        <w:ind w:left="4320" w:hanging="360"/>
+      </w:pPr>
+      <w:rPr>
+        <w:rFonts w:ascii="Wingdings" w:hAnsi="Wingdings" w:hint="default"/>
+      </w:rPr>
+    </w:lvl>
+    <w:lvl w:ilvl="6" w:tplc="08090001" w:tentative="1">
+      <w:start w:val="1"/>
+      <w:numFmt w:val="bullet"/>
+      <w:lvlText w:val=""/>
+      <w:lvlJc w:val="left"/>
+      <w:pPr>
+        <w:ind w:left="5040" w:hanging="360"/>
+      </w:pPr>
+      <w:rPr>
+        <w:rFonts w:ascii="Symbol" w:hAnsi="Symbol" w:hint="default"/>
+      </w:rPr>
+    </w:lvl>
+    <w:lvl w:ilvl="7" w:tplc="08090003" w:tentative="1">
+      <w:start w:val="1"/>
+      <w:numFmt w:val="bullet"/>
+      <w:lvlText w:val="o"/>
+      <w:lvlJc w:val="left"/>
+      <w:pPr>
+        <w:ind w:left="5760" w:hanging="360"/>
+      </w:pPr>
+      <w:rPr>
+        <w:rFonts w:ascii="Courier New" w:hAnsi="Courier New" w:cs="Courier New" w:hint="default"/>
+      </w:rPr>
+    </w:lvl>
+    <w:lvl w:ilvl="8" w:tplc="08090005" w:tentative="1">
+      <w:start w:val="1"/>
+      <w:numFmt w:val="bullet"/>
+      <w:lvlText w:val=""/>
+      <w:lvlJc w:val="left"/>
+      <w:pPr>
+        <w:ind w:left="6480" w:hanging="360"/>
+      </w:pPr>
+      <w:rPr>
+        <w:rFonts w:ascii="Wingdings" w:hAnsi="Wingdings" w:hint="default"/>
+      </w:rPr>
+    </w:lvl>
+  </w:abstractNum>
+  <w:abstractNum w:abstractNumId="10" w15:restartNumberingAfterBreak="0">
     <w:nsid w:val="363A0E11"/>
     <w:multiLevelType w:val="hybridMultilevel"/>
     <w:tmpl w:val="89805CA6"/>
@@ -10020,7 +8767,7 @@
       </w:pPr>
     </w:lvl>
   </w:abstractNum>
-  <w:abstractNum w:abstractNumId="10" w15:restartNumberingAfterBreak="0">
+  <w:abstractNum w:abstractNumId="11" w15:restartNumberingAfterBreak="0">
     <w:nsid w:val="39E95DB6"/>
     <w:multiLevelType w:val="hybridMultilevel"/>
     <w:tmpl w:val="BED215DA"/>
@@ -10133,7 +8880,7 @@
       </w:rPr>
     </w:lvl>
   </w:abstractNum>
-  <w:abstractNum w:abstractNumId="11" w15:restartNumberingAfterBreak="0">
+  <w:abstractNum w:abstractNumId="12" w15:restartNumberingAfterBreak="0">
     <w:nsid w:val="3CE84429"/>
     <w:multiLevelType w:val="hybridMultilevel"/>
     <w:tmpl w:val="29420FA8"/>
@@ -10246,7 +8993,7 @@
       </w:rPr>
     </w:lvl>
   </w:abstractNum>
-  <w:abstractNum w:abstractNumId="12" w15:restartNumberingAfterBreak="0">
+  <w:abstractNum w:abstractNumId="13" w15:restartNumberingAfterBreak="0">
     <w:nsid w:val="44D278E7"/>
     <w:multiLevelType w:val="hybridMultilevel"/>
     <w:tmpl w:val="F6DE573A"/>
@@ -10359,7 +9106,7 @@
       </w:rPr>
     </w:lvl>
   </w:abstractNum>
-  <w:abstractNum w:abstractNumId="13" w15:restartNumberingAfterBreak="0">
+  <w:abstractNum w:abstractNumId="14" w15:restartNumberingAfterBreak="0">
     <w:nsid w:val="46DB7942"/>
     <w:multiLevelType w:val="multilevel"/>
     <w:tmpl w:val="5F0E175A"/>
@@ -10472,7 +9219,7 @@
       </w:pPr>
     </w:lvl>
   </w:abstractNum>
-  <w:abstractNum w:abstractNumId="14" w15:restartNumberingAfterBreak="0">
+  <w:abstractNum w:abstractNumId="15" w15:restartNumberingAfterBreak="0">
     <w:nsid w:val="47CC226E"/>
     <w:multiLevelType w:val="hybridMultilevel"/>
     <w:tmpl w:val="7CA67E8C"/>
@@ -10585,7 +9332,7 @@
       </w:rPr>
     </w:lvl>
   </w:abstractNum>
-  <w:abstractNum w:abstractNumId="15" w15:restartNumberingAfterBreak="0">
+  <w:abstractNum w:abstractNumId="16" w15:restartNumberingAfterBreak="0">
     <w:nsid w:val="48081850"/>
     <w:multiLevelType w:val="hybridMultilevel"/>
     <w:tmpl w:val="F11EC1AC"/>
@@ -10698,7 +9445,7 @@
       </w:rPr>
     </w:lvl>
   </w:abstractNum>
-  <w:abstractNum w:abstractNumId="16" w15:restartNumberingAfterBreak="0">
+  <w:abstractNum w:abstractNumId="17" w15:restartNumberingAfterBreak="0">
     <w:nsid w:val="55671716"/>
     <w:multiLevelType w:val="hybridMultilevel"/>
     <w:tmpl w:val="A984C752"/>
@@ -10784,7 +9531,7 @@
       </w:pPr>
     </w:lvl>
   </w:abstractNum>
-  <w:abstractNum w:abstractNumId="17" w15:restartNumberingAfterBreak="0">
+  <w:abstractNum w:abstractNumId="18" w15:restartNumberingAfterBreak="0">
     <w:nsid w:val="57633513"/>
     <w:multiLevelType w:val="hybridMultilevel"/>
     <w:tmpl w:val="9E54AC78"/>
@@ -10897,7 +9644,7 @@
       </w:rPr>
     </w:lvl>
   </w:abstractNum>
-  <w:abstractNum w:abstractNumId="18" w15:restartNumberingAfterBreak="0">
+  <w:abstractNum w:abstractNumId="19" w15:restartNumberingAfterBreak="0">
     <w:nsid w:val="64F67546"/>
     <w:multiLevelType w:val="multilevel"/>
     <w:tmpl w:val="C4CE8428"/>
@@ -11010,7 +9757,7 @@
       </w:pPr>
     </w:lvl>
   </w:abstractNum>
-  <w:abstractNum w:abstractNumId="19" w15:restartNumberingAfterBreak="0">
+  <w:abstractNum w:abstractNumId="20" w15:restartNumberingAfterBreak="0">
     <w:nsid w:val="651C2C2C"/>
     <w:multiLevelType w:val="hybridMultilevel"/>
     <w:tmpl w:val="BDE6D902"/>
@@ -11150,7 +9897,7 @@
       </w:rPr>
     </w:lvl>
   </w:abstractNum>
-  <w:abstractNum w:abstractNumId="20" w15:restartNumberingAfterBreak="0">
+  <w:abstractNum w:abstractNumId="21" w15:restartNumberingAfterBreak="0">
     <w:nsid w:val="65AF26F8"/>
     <w:multiLevelType w:val="multilevel"/>
     <w:tmpl w:val="08090025"/>
@@ -11245,7 +9992,7 @@
       </w:pPr>
     </w:lvl>
   </w:abstractNum>
-  <w:abstractNum w:abstractNumId="21" w15:restartNumberingAfterBreak="0">
+  <w:abstractNum w:abstractNumId="22" w15:restartNumberingAfterBreak="0">
     <w:nsid w:val="665F2A86"/>
     <w:multiLevelType w:val="hybridMultilevel"/>
     <w:tmpl w:val="1728B458"/>
@@ -11331,7 +10078,7 @@
       </w:pPr>
     </w:lvl>
   </w:abstractNum>
-  <w:abstractNum w:abstractNumId="22" w15:restartNumberingAfterBreak="0">
+  <w:abstractNum w:abstractNumId="23" w15:restartNumberingAfterBreak="0">
     <w:nsid w:val="669948BC"/>
     <w:multiLevelType w:val="hybridMultilevel"/>
     <w:tmpl w:val="12606C92"/>
@@ -11417,7 +10164,7 @@
       </w:pPr>
     </w:lvl>
   </w:abstractNum>
-  <w:abstractNum w:abstractNumId="23" w15:restartNumberingAfterBreak="0">
+  <w:abstractNum w:abstractNumId="24" w15:restartNumberingAfterBreak="0">
     <w:nsid w:val="75BA437C"/>
     <w:multiLevelType w:val="multilevel"/>
     <w:tmpl w:val="6AEA171E"/>
@@ -11534,7 +10281,7 @@
       </w:pPr>
     </w:lvl>
   </w:abstractNum>
-  <w:abstractNum w:abstractNumId="24" w15:restartNumberingAfterBreak="0">
+  <w:abstractNum w:abstractNumId="25" w15:restartNumberingAfterBreak="0">
     <w:nsid w:val="7E822687"/>
     <w:multiLevelType w:val="hybridMultilevel"/>
     <w:tmpl w:val="77BAA31E"/>
@@ -11648,40 +10395,40 @@
     </w:lvl>
   </w:abstractNum>
   <w:num w:numId="1" w16cid:durableId="292290791">
-    <w:abstractNumId w:val="23"/>
+    <w:abstractNumId w:val="24"/>
   </w:num>
   <w:num w:numId="2" w16cid:durableId="450638665">
     <w:abstractNumId w:val="6"/>
   </w:num>
   <w:num w:numId="3" w16cid:durableId="1761222308">
+    <w:abstractNumId w:val="11"/>
+  </w:num>
+  <w:num w:numId="4" w16cid:durableId="1652169965">
+    <w:abstractNumId w:val="22"/>
+  </w:num>
+  <w:num w:numId="5" w16cid:durableId="1733888346">
+    <w:abstractNumId w:val="25"/>
+  </w:num>
+  <w:num w:numId="6" w16cid:durableId="649989959">
+    <w:abstractNumId w:val="12"/>
+  </w:num>
+  <w:num w:numId="7" w16cid:durableId="129373102">
     <w:abstractNumId w:val="10"/>
   </w:num>
-  <w:num w:numId="4" w16cid:durableId="1652169965">
-    <w:abstractNumId w:val="21"/>
-  </w:num>
-  <w:num w:numId="5" w16cid:durableId="1733888346">
-    <w:abstractNumId w:val="24"/>
-  </w:num>
-  <w:num w:numId="6" w16cid:durableId="649989959">
-    <w:abstractNumId w:val="11"/>
-  </w:num>
-  <w:num w:numId="7" w16cid:durableId="129373102">
-    <w:abstractNumId w:val="9"/>
-  </w:num>
   <w:num w:numId="8" w16cid:durableId="1679499721">
-    <w:abstractNumId w:val="22"/>
+    <w:abstractNumId w:val="23"/>
   </w:num>
   <w:num w:numId="9" w16cid:durableId="113789600">
     <w:abstractNumId w:val="3"/>
   </w:num>
   <w:num w:numId="10" w16cid:durableId="2098288391">
-    <w:abstractNumId w:val="20"/>
+    <w:abstractNumId w:val="21"/>
   </w:num>
   <w:num w:numId="11" w16cid:durableId="346636476">
     <w:abstractNumId w:val="5"/>
   </w:num>
   <w:num w:numId="12" w16cid:durableId="165243762">
-    <w:abstractNumId w:val="15"/>
+    <w:abstractNumId w:val="16"/>
   </w:num>
   <w:num w:numId="13" w16cid:durableId="656302864">
     <w:abstractNumId w:val="2"/>
@@ -11690,28 +10437,28 @@
     <w:abstractNumId w:val="8"/>
   </w:num>
   <w:num w:numId="15" w16cid:durableId="1839881561">
-    <w:abstractNumId w:val="17"/>
+    <w:abstractNumId w:val="18"/>
   </w:num>
   <w:num w:numId="16" w16cid:durableId="176315533">
-    <w:abstractNumId w:val="14"/>
+    <w:abstractNumId w:val="15"/>
   </w:num>
   <w:num w:numId="17" w16cid:durableId="534662062">
     <w:abstractNumId w:val="7"/>
   </w:num>
   <w:num w:numId="18" w16cid:durableId="724909620">
-    <w:abstractNumId w:val="13"/>
+    <w:abstractNumId w:val="14"/>
   </w:num>
   <w:num w:numId="19" w16cid:durableId="1081174542">
-    <w:abstractNumId w:val="18"/>
+    <w:abstractNumId w:val="19"/>
   </w:num>
   <w:num w:numId="20" w16cid:durableId="1356232947">
-    <w:abstractNumId w:val="16"/>
+    <w:abstractNumId w:val="17"/>
   </w:num>
   <w:num w:numId="21" w16cid:durableId="723915227">
-    <w:abstractNumId w:val="19"/>
+    <w:abstractNumId w:val="20"/>
   </w:num>
   <w:num w:numId="22" w16cid:durableId="1839925856">
-    <w:abstractNumId w:val="12"/>
+    <w:abstractNumId w:val="13"/>
   </w:num>
   <w:num w:numId="23" w16cid:durableId="2025325511">
     <w:abstractNumId w:val="4"/>
@@ -11720,16 +10467,19 @@
     <w:abstractNumId w:val="1"/>
   </w:num>
   <w:num w:numId="25" w16cid:durableId="1515925034">
-    <w:abstractNumId w:val="20"/>
+    <w:abstractNumId w:val="21"/>
   </w:num>
   <w:num w:numId="26" w16cid:durableId="330525971">
-    <w:abstractNumId w:val="20"/>
+    <w:abstractNumId w:val="21"/>
   </w:num>
   <w:num w:numId="27" w16cid:durableId="829252420">
-    <w:abstractNumId w:val="20"/>
+    <w:abstractNumId w:val="21"/>
   </w:num>
   <w:num w:numId="28" w16cid:durableId="766387605">
     <w:abstractNumId w:val="0"/>
+  </w:num>
+  <w:num w:numId="29" w16cid:durableId="136266890">
+    <w:abstractNumId w:val="9"/>
   </w:num>
 </w:numbering>
 </file>
@@ -13105,6 +11855,32 @@
         </w:p>
       </w:docPartBody>
     </w:docPart>
+    <w:docPart>
+      <w:docPartPr>
+        <w:name w:val="29BB0513546D43BAA313C73A33FB47CC"/>
+        <w:category>
+          <w:name w:val="General"/>
+          <w:gallery w:val="placeholder"/>
+        </w:category>
+        <w:types>
+          <w:type w:val="bbPlcHdr"/>
+        </w:types>
+        <w:behaviors>
+          <w:behavior w:val="content"/>
+        </w:behaviors>
+        <w:guid w:val="{5ED7F82C-99DE-4A0A-9BD0-4EE13F205EF4}"/>
+      </w:docPartPr>
+      <w:docPartBody>
+        <w:p>
+          <w:r>
+            <w:rPr>
+              <w:rStyle w:val="PlaceholderText"/>
+            </w:rPr>
+            <w:t>Formatting...</w:t>
+          </w:r>
+        </w:p>
+      </w:docPartBody>
+    </w:docPart>
   </w:docParts>
 </w:glossaryDocument>
 </file>
@@ -13233,9 +12009,11 @@
     <w:rsid w:val="0078287F"/>
     <w:rsid w:val="0079001F"/>
     <w:rsid w:val="007A748A"/>
+    <w:rsid w:val="007B7975"/>
     <w:rsid w:val="007F4DB6"/>
     <w:rsid w:val="007F6FA1"/>
     <w:rsid w:val="0080531D"/>
+    <w:rsid w:val="00817DA0"/>
     <w:rsid w:val="00840900"/>
     <w:rsid w:val="00844F56"/>
     <w:rsid w:val="008501D7"/>
@@ -13284,6 +12062,7 @@
     <w:rsid w:val="00F621F1"/>
     <w:rsid w:val="00FA0954"/>
     <w:rsid w:val="00FB45DA"/>
+    <w:rsid w:val="00FB7B82"/>
     <w:rsid w:val="00FD0FD1"/>
     <w:rsid w:val="00FE193D"/>
   </w:rsids>
@@ -13741,7 +12520,7 @@
     <w:basedOn w:val="DefaultParagraphFont"/>
     <w:uiPriority w:val="99"/>
     <w:semiHidden/>
-    <w:rsid w:val="00C2280F"/>
+    <w:rsid w:val="00FB7B82"/>
     <w:rPr>
       <w:color w:val="666666"/>
     </w:rPr>
@@ -14073,7 +12852,7 @@
 
 <file path=word/webextensions/taskpanes.xml><?xml version="1.0" encoding="utf-8"?>
 <wetp:taskpanes xmlns:wetp="http://schemas.microsoft.com/office/webextensions/taskpanes/2010/11">
-  <wetp:taskpane dockstate="right" visibility="0" width="350" row="3">
+  <wetp:taskpane dockstate="right" visibility="0" width="350" row="4">
     <wetp:webextensionref xmlns:r="http://schemas.openxmlformats.org/officeDocument/2006/relationships" r:id="rId1"/>
   </wetp:taskpane>
   <wetp:taskpane dockstate="right" visibility="0" width="350" row="3">
@@ -14090,8 +12869,8 @@
   </we:alternateReferences>
   <we:properties>
     <we:property name="bibliographyEnabled" value="&quot;bibliographyEnabled&quot;"/>
-    <we:property name="citations" value="{&quot;527845106&quot;:{&quot;referencesIds&quot;:[&quot;doc:6ae10f891bb00f3530bfb522&quot;],&quot;referencesOptions&quot;:{&quot;doc:6ae10f891bb00f3530bfb522&quot;:{&quot;author&quot;:true,&quot;year&quot;:true,&quot;formatAuthorYear&quot;:false,&quot;pageReplace&quot;:&quot;&quot;,&quot;additionalField&quot;:&quot;&quot;,&quot;additionalValue&quot;:&quot;&quot;,&quot;prefix&quot;:&quot;&quot;,&quot;suffix&quot;:&quot;&quot;}},&quot;hasBrokenReferences&quot;:false,&quot;hasManualEdits&quot;:false,&quot;isEmpty&quot;:false,&quot;citationType&quot;:&quot;inline&quot;,&quot;id&quot;:&quot;527845106&quot;,&quot;citationText&quot;:&quot;(Mohanty Sharada P., Salathé Marcel and Digital Epidemiology Lab)&quot;},&quot;2063052553&quot;:{&quot;referencesIds&quot;:[&quot;doc:6ae603d82838db13bd418bef&quot;],&quot;referencesOptions&quot;:{&quot;doc:6ae603d82838db13bd418bef&quot;:{&quot;author&quot;:true,&quot;year&quot;:true,&quot;formatAuthorYear&quot;:false,&quot;pageReplace&quot;:&quot;&quot;,&quot;additionalField&quot;:&quot;&quot;,&quot;additionalValue&quot;:&quot;&quot;,&quot;prefix&quot;:&quot;&quot;,&quot;suffix&quot;:&quot;&quot;}},&quot;hasBrokenReferences&quot;:false,&quot;hasManualEdits&quot;:false,&quot;isEmpty&quot;:false,&quot;citationType&quot;:&quot;inline&quot;,&quot;id&quot;:&quot;2063052553&quot;,&quot;citationText&quot;:&quot;(John Hunter, Darren Dale, Eric Firing, Michael Droettboom and the Matplotlib development team)&quot;}}"/>
-    <we:property name="currentFolder" value="{&quot;id&quot;:&quot;project:6ab6ddca3262654ff821585b&quot;,&quot;userId&quot;:&quot;user:6903b956e26bd708ea84f83d&quot;,&quot;projectId&quot;:&quot;ap:6903b956e26bd708ea84f83e&quot;,&quot;name&quot;:&quot;Y2-Tri1-Assignment&quot;,&quot;created&quot;:1790369226640,&quot;lastModified&quot;:1790369226640,&quot;position&quot;:2,&quot;isShared&quot;:false,&quot;isExampleCollection&quot;:false,&quot;isMyPublicationsCollection&quot;:false,&quot;notInFolder&quot;:false,&quot;isFavorite&quot;:true,&quot;totalReferences&quot;:2,&quot;depth&quot;:0}"/>
+    <we:property name="citations" value="{&quot;527845106&quot;:{&quot;referencesIds&quot;:[&quot;doc:6ae10f891bb00f3530bfb522&quot;],&quot;referencesOptions&quot;:{&quot;doc:6ae10f891bb00f3530bfb522&quot;:{&quot;author&quot;:true,&quot;year&quot;:true,&quot;formatAuthorYear&quot;:false,&quot;pageReplace&quot;:&quot;&quot;,&quot;additionalField&quot;:&quot;&quot;,&quot;additionalValue&quot;:&quot;&quot;,&quot;prefix&quot;:&quot;&quot;,&quot;suffix&quot;:&quot;&quot;}},&quot;hasBrokenReferences&quot;:false,&quot;hasManualEdits&quot;:false,&quot;isEmpty&quot;:false,&quot;citationType&quot;:&quot;inline&quot;,&quot;id&quot;:&quot;527845106&quot;,&quot;citationText&quot;:&quot;(Mohanty Sharada P., Salathé Marcel and Digital Epidemiology Lab)&quot;},&quot;2063052553&quot;:{&quot;referencesIds&quot;:[&quot;doc:6ae603d82838db13bd418bef&quot;],&quot;referencesOptions&quot;:{&quot;doc:6ae603d82838db13bd418bef&quot;:{&quot;author&quot;:true,&quot;year&quot;:true,&quot;formatAuthorYear&quot;:false,&quot;pageReplace&quot;:&quot;&quot;,&quot;additionalField&quot;:&quot;&quot;,&quot;additionalValue&quot;:&quot;&quot;,&quot;prefix&quot;:&quot;&quot;,&quot;suffix&quot;:&quot;&quot;}},&quot;hasBrokenReferences&quot;:false,&quot;hasManualEdits&quot;:false,&quot;isEmpty&quot;:false,&quot;citationType&quot;:&quot;inline&quot;,&quot;id&quot;:&quot;2063052553&quot;,&quot;citationText&quot;:&quot;(John Hunter, Darren Dale, Eric Firing, Michael Droettboom and the Matplotlib development team)&quot;},&quot;-417949452&quot;:{&quot;referencesIds&quot;:[&quot;doc:6ae11932a3dd2214bc9f0230&quot;],&quot;referencesOptions&quot;:{&quot;doc:6ae11932a3dd2214bc9f0230&quot;:{&quot;author&quot;:true,&quot;year&quot;:true,&quot;formatAuthorYear&quot;:false,&quot;pageReplace&quot;:&quot;&quot;,&quot;additionalField&quot;:&quot;&quot;,&quot;additionalValue&quot;:&quot;&quot;,&quot;prefix&quot;:&quot;&quot;,&quot;suffix&quot;:&quot;&quot;}},&quot;hasBrokenReferences&quot;:false,&quot;hasManualEdits&quot;:false,&quot;isEmpty&quot;:false,&quot;citationType&quot;:&quot;inline&quot;,&quot;id&quot;:&quot;-417949452&quot;,&quot;citationText&quot;:&quot;(Mohanty, Hughes and Salathé, 2016)&quot;}}"/>
+    <we:property name="currentFolder" value="{&quot;id&quot;:&quot;project:6ab6ddca3262654ff821585b&quot;,&quot;userId&quot;:&quot;user:6903b956e26bd708ea84f83d&quot;,&quot;projectId&quot;:&quot;ap:6903b956e26bd708ea84f83e&quot;,&quot;name&quot;:&quot;Y2-Tri1-Assignment&quot;,&quot;created&quot;:1790369226640,&quot;lastModified&quot;:1790369226640,&quot;position&quot;:2,&quot;isShared&quot;:false,&quot;isExampleCollection&quot;:false,&quot;isMyPublicationsCollection&quot;:false,&quot;notInFolder&quot;:false,&quot;isFavorite&quot;:true,&quot;totalReferences&quot;:5,&quot;depth&quot;:0}"/>
     <we:property name="currentStyle" value="{&quot;id&quot;:&quot;rwuserstyle:593e6ba26b5ec707c0015dda&quot;,&quot;styleType&quot;:&quot;refworks&quot;,&quot;name&quot;:&quot;Anglia Ruskin Harvard Style v6.1&quot;,&quot;userId&quot;:&quot;user:56322fd2e4b011040c25785f&quot;,&quot;isInstitutional&quot;:true,&quot;citeStyle&quot;:&quot;INTEXT_ONLY&quot;,&quot;isSorted&quot;:true,&quot;usesNumbers&quot;:false,&quot;authorDisambiguation&quot;:&quot;surname_firstname&quot;}"/>
     <we:property name="formatForFootnotesEnabled" value="&quot;formatForFootnotesDisabled&quot;"/>
     <we:property name="rcm.version" value="2"/>

--- a/report/010 Element Coursework/010_Element_Coursework_SID_2441156.docx
+++ b/report/010 Element Coursework/010_Element_Coursework_SID_2441156.docx
@@ -4180,6 +4180,32 @@
       </w:r>
     </w:p>
     <w:p>
+      <w:r>
+        <w:t>Further investigation of metadata file revealed that the total number of individual mappings is less that the number of images in the dataset (</w:t>
+      </w:r>
+      <w:r>
+        <w:t>42</w:t>
+      </w:r>
+      <w:r>
+        <w:t>,</w:t>
+      </w:r>
+      <w:r>
+        <w:t>520</w:t>
+      </w:r>
+      <w:r>
+        <w:t xml:space="preserve"> vs </w:t>
+      </w:r>
+      <w:r>
+        <w:t>54,30</w:t>
+      </w:r>
+      <w:r>
+        <w:t xml:space="preserve">5) and some keys have more than one mapping value associated with them. </w:t>
+      </w:r>
+      <w:r>
+        <w:t>This inconsistency required to carry on a comparison of the actual image names against the metadata in the json file.</w:t>
+      </w:r>
+    </w:p>
+    <w:p>
       <w:pPr>
         <w:pStyle w:val="Heading2"/>
       </w:pPr>
@@ -4941,6 +4967,7 @@
                 <w:sz w:val="20"/>
                 <w:szCs w:val="20"/>
               </w:rPr>
+              <w:lastRenderedPageBreak/>
               <w:t xml:space="preserve">    layers</w:t>
             </w:r>
             <w:r>
@@ -5064,6 +5091,7 @@
       <w:bookmarkStart w:id="15" w:name="_Ref227508294"/>
       <w:bookmarkStart w:id="16" w:name="_Toc228131956"/>
       <w:r>
+        <w:lastRenderedPageBreak/>
         <w:t xml:space="preserve">Listing </w:t>
       </w:r>
       <w:fldSimple w:instr=" SEQ Listing \* ARABIC ">
@@ -5092,7 +5120,6 @@
     </w:p>
     <w:p>
       <w:r>
-        <w:lastRenderedPageBreak/>
         <w:t>Amet stet eros ea velit rebum sed sit tempor. Clita dolor molestie ipsum aliquyam duo stet ut feugiat ipsum nam commodo adipiscing in lorem. Laoreet augue tempor. Nonumy nibh dolor kasd. Magna in sit lorem nonummy ut sed sadipscing ut dolor exerci voluptua sit imperdiet sadipscing clita te labore. At eu nostrud invidunt autem ut vero ut. No amet lorem sanctus sed gubergren elit dolor duo soluta ut ipsum amet sadipscing ea consetetur voluptua. Vulputate sit sadipscing praesent dolor mazim invidunt molestie hendrerit. Lorem justo et sea assum consetetur labore ipsum elitr et sit in. Zzril consetetur sea lorem ea. Nonumy vel sed qui at volutpat labore. Et dolor duis eirmod est ipsum dolore elitr eu tempor iriure feugait voluptua gubergren nulla invidunt.</w:t>
       </w:r>
     </w:p>
@@ -5593,7 +5620,6 @@
               <w:jc w:val="right"/>
             </w:pPr>
             <w:r>
-              <w:lastRenderedPageBreak/>
               <w:t>Healthy</w:t>
             </w:r>
           </w:p>
@@ -5974,7 +6000,11 @@
         <w:jc w:val="center"/>
       </w:pPr>
       <w:r>
-        <w:t>Amet stet eros ea velit rebum sed sit tempor. Clita dolor molestie ipsum aliquyam duo stet ut feugiat ipsum nam commodo adipiscing in lorem. Laoreet augue tempor. Nonumy nibh dolor kasd. Magna in sit lorem nonummy ut sed sadipscing ut dolor exerci voluptua sit imperdiet sadipscing clita te labore. At eu nostrud invidunt autem ut vero ut. No amet lorem sanctus sed gubergren elit dolor duo soluta ut ipsum amet sadipscing ea consetetur voluptua. Vulputate sit sadipscing praesent dolor mazim invidunt molestie hendrerit. Lorem justo et sea assum consetetur labore ipsum elitr et sit in. Zzril consetetur sea lorem ea. Nonumy vel sed qui at volutpat labore. Et dolor duis eirmod est ipsum dolore elitr eu tempor iriure feugait voluptua gubergren nulla invidunt.</w:t>
+        <w:t xml:space="preserve">Amet stet eros ea velit rebum sed sit tempor. Clita dolor molestie ipsum aliquyam duo stet ut feugiat ipsum nam commodo adipiscing in lorem. Laoreet augue tempor. Nonumy nibh dolor kasd. Magna in sit lorem nonummy ut sed sadipscing ut dolor exerci voluptua sit imperdiet sadipscing clita te labore. At eu nostrud invidunt autem ut vero ut. No amet lorem sanctus sed gubergren elit dolor duo soluta ut ipsum amet sadipscing ea consetetur voluptua. Vulputate sit sadipscing praesent dolor mazim invidunt molestie hendrerit. Lorem justo et sea assum consetetur labore ipsum elitr et sit in. Zzril consetetur sea lorem ea. Nonumy vel sed qui at volutpat labore. Et dolor duis </w:t>
+      </w:r>
+      <w:r>
+        <w:lastRenderedPageBreak/>
+        <w:t>eirmod est ipsum dolore elitr eu tempor iriure feugait voluptua gubergren nulla invidunt.</w:t>
       </w:r>
       <w:r>
         <w:rPr>
@@ -6059,7 +6089,6 @@
       <w:bookmarkStart w:id="26" w:name="_Ref227744177"/>
       <w:bookmarkStart w:id="27" w:name="_Toc244428092"/>
       <w:r>
-        <w:lastRenderedPageBreak/>
         <w:t>Optimi</w:t>
       </w:r>
       <w:r>
@@ -6100,7 +6129,11 @@
         <w:spacing w:after="0"/>
       </w:pPr>
       <w:r>
-        <w:t>Amet stet eros ea velit rebum sed sit tempor. Clita dolor molestie ipsum aliquyam duo stet ut feugiat ipsum nam commodo adipiscing in lorem. Laoreet augue tempor. Nonumy nibh dolor kasd. Magna in sit lorem nonummy ut sed sadipscing ut dolor exerci voluptua sit imperdiet sadipscing clita te labore. At eu nostrud invidunt autem ut vero ut. No amet lorem sanctus sed gubergren elit dolor duo soluta ut ipsum amet sadipscing ea consetetur voluptua. Vulputate sit sadipscing praesent dolor mazim invidunt molestie hendrerit. Lorem justo et sea assum consetetur labore ipsum elitr et sit in. Zzril consetetur sea lorem ea. Nonumy vel sed qui at volutpat labore. Et dolor duis eirmod est ipsum dolore elitr eu tempor iriure feugait voluptua gubergren nulla invidunt.</w:t>
+        <w:t xml:space="preserve">Amet stet eros ea velit rebum sed sit tempor. Clita dolor molestie ipsum aliquyam duo stet ut feugiat ipsum nam commodo adipiscing in lorem. Laoreet augue tempor. Nonumy nibh dolor kasd. Magna in sit lorem nonummy ut sed sadipscing ut dolor exerci voluptua sit imperdiet sadipscing clita te labore. At eu nostrud invidunt autem ut vero </w:t>
+      </w:r>
+      <w:r>
+        <w:lastRenderedPageBreak/>
+        <w:t>ut. No amet lorem sanctus sed gubergren elit dolor duo soluta ut ipsum amet sadipscing ea consetetur voluptua. Vulputate sit sadipscing praesent dolor mazim invidunt molestie hendrerit. Lorem justo et sea assum consetetur labore ipsum elitr et sit in. Zzril consetetur sea lorem ea. Nonumy vel sed qui at volutpat labore. Et dolor duis eirmod est ipsum dolore elitr eu tempor iriure feugait voluptua gubergren nulla invidunt.</w:t>
       </w:r>
     </w:p>
     <w:p>
@@ -6861,11 +6894,7 @@
     </w:p>
     <w:p>
       <w:r>
-        <w:t xml:space="preserve">Amet stet eros ea velit rebum sed sit tempor. Clita dolor molestie ipsum aliquyam duo stet ut feugiat ipsum nam commodo adipiscing in lorem. Laoreet augue tempor. Nonumy nibh dolor kasd. Magna in sit lorem nonummy ut sed sadipscing ut dolor exerci voluptua sit imperdiet sadipscing clita te labore. At eu nostrud invidunt autem ut vero </w:t>
-      </w:r>
-      <w:r>
-        <w:lastRenderedPageBreak/>
-        <w:t>ut. No amet lorem sanctus sed gubergren elit dolor duo soluta ut ipsum amet sadipscing ea consetetur voluptua. Vulputate sit sadipscing praesent dolor mazim invidunt molestie hendrerit. Lorem justo et sea assum consetetur labore ipsum elitr et sit in. Zzril consetetur sea lorem ea. Nonumy vel sed qui at volutpat labore. Et dolor duis eirmod est ipsum dolore elitr eu tempor iriure feugait voluptua gubergren nulla invidunt.</w:t>
+        <w:t>Amet stet eros ea velit rebum sed sit tempor. Clita dolor molestie ipsum aliquyam duo stet ut feugiat ipsum nam commodo adipiscing in lorem. Laoreet augue tempor. Nonumy nibh dolor kasd. Magna in sit lorem nonummy ut sed sadipscing ut dolor exerci voluptua sit imperdiet sadipscing clita te labore. At eu nostrud invidunt autem ut vero ut. No amet lorem sanctus sed gubergren elit dolor duo soluta ut ipsum amet sadipscing ea consetetur voluptua. Vulputate sit sadipscing praesent dolor mazim invidunt molestie hendrerit. Lorem justo et sea assum consetetur labore ipsum elitr et sit in. Zzril consetetur sea lorem ea. Nonumy vel sed qui at volutpat labore. Et dolor duis eirmod est ipsum dolore elitr eu tempor iriure feugait voluptua gubergren nulla invidunt.</w:t>
       </w:r>
     </w:p>
     <w:p>
@@ -6889,6 +6918,7 @@
       </w:pPr>
       <w:bookmarkStart w:id="34" w:name="_Toc244428096"/>
       <w:r>
+        <w:lastRenderedPageBreak/>
         <w:t>Conclusion</w:t>
       </w:r>
       <w:bookmarkEnd w:id="34"/>
@@ -11118,7 +11148,6 @@
   <w:style w:type="character" w:default="1" w:styleId="DefaultParagraphFont">
     <w:name w:val="Default Paragraph Font"/>
     <w:uiPriority w:val="1"/>
-    <w:semiHidden/>
     <w:unhideWhenUsed/>
   </w:style>
   <w:style w:type="table" w:default="1" w:styleId="TableNormal">
@@ -11970,6 +11999,7 @@
     <w:rsid w:val="000B2043"/>
     <w:rsid w:val="00131C57"/>
     <w:rsid w:val="0018538C"/>
+    <w:rsid w:val="001C75D0"/>
     <w:rsid w:val="001D6604"/>
     <w:rsid w:val="001F5C1B"/>
     <w:rsid w:val="00245364"/>
@@ -12009,7 +12039,6 @@
     <w:rsid w:val="0078287F"/>
     <w:rsid w:val="0079001F"/>
     <w:rsid w:val="007A748A"/>
-    <w:rsid w:val="007B7975"/>
     <w:rsid w:val="007F4DB6"/>
     <w:rsid w:val="007F6FA1"/>
     <w:rsid w:val="0080531D"/>
